--- a/cp2025-source-2-rpm-pai-akidah-kelas-vii.docx
+++ b/cp2025-source-2-rpm-pai-akidah-kelas-vii.docx
@@ -1726,7 +1726,7 @@
                 <w:szCs w:val="20"/>
                 <w:rtl w:val="0"/>
               </w:rPr>
-              <w:t xml:space="preserve">Keyakinan bahwa Allah al-‘Alīm dan al-Baṣīr mendorong murid untuk senantiasa menjaga kelestarian alam, karena menyadari bahwa setiap tindakan terhadap lingkungan diketahui dan dilihat oleh Allah Swt.</w:t>
+              <w:t>Keyakinan bahwa Allah al-‘Alīm dan al-Baṣīr mendorong murid untuk senantiasa menjaga kelestarian alam, karena menyadari bahwa setiap tindakan terhadap lingkungan diketahui dan dilihat oleh Alloh Subhanahu Wata'ala</w:t>
             </w:r>
             <w:r>
               <w:rPr>
@@ -3026,7 +3026,7 @@
           <w:rFonts w:ascii="Arial" w:cs="Arial" w:eastAsia="Arial" w:hAnsi="Arial"/>
           <w:rtl w:val="0"/>
         </w:rPr>
-        <w:t xml:space="preserve">Melalui kegiatan telaah konsep, diskusi kasus, dan penyusunan strategi pribadi, murid mampu memahami makna iman kepada Allah Swt melalui sifat-sifat-Nya (Asmaul Husna al-‘Alīm, al-Khabīr, al-Samī‘, dan al-Baṣīr) serta hal-hal yang dapat meneguhkan iman, dan menerapkannya secara nyata dalam kehidupan sehari-hari.</w:t>
+        <w:t>Melalui kegiatan telaah konsep, diskusi kasus, dan penyusunan strategi pribadi, murid mampu memahami makna iman kepada Alloh Subhanahu Wata'ala melalui sifat-sifat-Nya (Asmaul Husna al-‘Alīm, al-Khabīr, al-Samī‘, dan al-Baṣīr) serta hal-hal yang dapat meneguhkan iman, dan menerapkannya secara nyata dalam kehidupan sehari-hari.</w:t>
       </w:r>
     </w:p>
     <w:tbl>
@@ -14520,17 +14520,6 @@
               </w:rPr>
             </w:r>
           </w:p>
-          <w:p>
-            <w:pPr>
-              <w:rPr/>
-            </w:pPr>
-            <w:r>
-              <w:rPr>
-                <w:rtl w:val="0"/>
-              </w:rPr>
-              <w:t xml:space="preserve">Mengetahui,</w:t>
-            </w:r>
-          </w:p>
         </w:tc>
         <w:tc>
           <w:tcPr>
@@ -14587,114 +14576,6 @@
                 <w:rtl w:val="0"/>
               </w:rPr>
               <w:t xml:space="preserve">Guru PAI dan Budi Pekerti,</w:t>
-            </w:r>
-          </w:p>
-        </w:tc>
-      </w:tr>
-      <w:tr>
-        <w:trPr>
-          <w:cantSplit w:val="0"/>
-          <w:trHeight w:val="315" w:hRule="atLeast"/>
-          <w:tblHeader w:val="0"/>
-        </w:trPr>
-        <w:tc>
-          <w:tcPr>
-            <w:shd w:fill="auto" w:val="clear"/>
-            <w:vAlign w:val="bottom"/>
-          </w:tcPr>
-          <w:p>
-            <w:pPr>
-              <w:rPr/>
-            </w:pPr>
-            <w:r>
-              <w:rPr>
-                <w:rtl w:val="0"/>
-              </w:rPr>
-            </w:r>
-          </w:p>
-          <w:p>
-            <w:pPr>
-              <w:rPr/>
-            </w:pPr>
-            <w:r>
-              <w:rPr>
-                <w:rtl w:val="0"/>
-              </w:rPr>
-            </w:r>
-          </w:p>
-          <w:p>
-            <w:pPr>
-              <w:rPr/>
-            </w:pPr>
-            <w:r>
-              <w:rPr>
-                <w:rtl w:val="0"/>
-              </w:rPr>
-            </w:r>
-          </w:p>
-          <w:p>
-            <w:pPr>
-              <w:rPr/>
-            </w:pPr>
-            <w:r>
-              <w:rPr>
-                <w:rtl w:val="0"/>
-              </w:rPr>
-            </w:r>
-          </w:p>
-        </w:tc>
-        <w:tc>
-          <w:tcPr>
-            <w:shd w:fill="auto" w:val="clear"/>
-            <w:vAlign w:val="bottom"/>
-          </w:tcPr>
-          <w:p>
-            <w:pPr>
-              <w:rPr/>
-            </w:pPr>
-            <w:r>
-              <w:rPr>
-                <w:rtl w:val="0"/>
-              </w:rPr>
-            </w:r>
-          </w:p>
-        </w:tc>
-      </w:tr>
-      <w:tr>
-        <w:trPr>
-          <w:cantSplit w:val="0"/>
-          <w:trHeight w:val="315" w:hRule="atLeast"/>
-          <w:tblHeader w:val="0"/>
-        </w:trPr>
-        <w:tc>
-          <w:tcPr>
-            <w:shd w:fill="auto" w:val="clear"/>
-            <w:vAlign w:val="bottom"/>
-          </w:tcPr>
-          <w:p>
-            <w:pPr>
-              <w:rPr/>
-            </w:pPr>
-            <w:r>
-              <w:rPr>
-                <w:rtl w:val="0"/>
-              </w:rPr>
-            </w:r>
-          </w:p>
-        </w:tc>
-        <w:tc>
-          <w:tcPr>
-            <w:shd w:fill="auto" w:val="clear"/>
-            <w:vAlign w:val="bottom"/>
-          </w:tcPr>
-          <w:p>
-            <w:pPr>
-              <w:rPr/>
-            </w:pPr>
-            <w:r>
-              <w:rPr>
-                <w:rtl w:val="0"/>
-              </w:rPr>
             </w:r>
           </w:p>
         </w:tc>

--- a/cp2025-source-2-rpm-pai-akidah-kelas-vii.docx
+++ b/cp2025-source-2-rpm-pai-akidah-kelas-vii.docx
@@ -656,494 +656,6 @@
         </w:rPr>
       </w:r>
     </w:p>
-    <w:tbl>
-      <w:tblPr>
-        <w:tblStyle w:val="Table2"/>
-        <w:tblW w:w="9628.0" w:type="dxa"/>
-        <w:jc w:val="left"/>
-        <w:tblInd w:w="-15.0" w:type="dxa"/>
-        <w:tblBorders>
-          <w:top w:color="bfe3f7" w:space="0" w:sz="4" w:val="single"/>
-          <w:left w:color="bfe3f7" w:space="0" w:sz="4" w:val="single"/>
-          <w:bottom w:color="bfe3f7" w:space="0" w:sz="4" w:val="single"/>
-          <w:right w:color="bfe3f7" w:space="0" w:sz="4" w:val="single"/>
-          <w:insideH w:color="bfe3f7" w:space="0" w:sz="4" w:val="single"/>
-          <w:insideV w:color="bfe3f7" w:space="0" w:sz="4" w:val="single"/>
-        </w:tblBorders>
-        <w:tblLayout w:type="fixed"/>
-        <w:tblLook w:val="0000"/>
-      </w:tblPr>
-      <w:tblGrid>
-        <w:gridCol w:w="2389"/>
-        <w:gridCol w:w="7239"/>
-        <w:tblGridChange w:id="0">
-          <w:tblGrid>
-            <w:gridCol w:w="2389"/>
-            <w:gridCol w:w="7239"/>
-          </w:tblGrid>
-        </w:tblGridChange>
-      </w:tblGrid>
-      <w:tr>
-        <w:trPr>
-          <w:cantSplit w:val="0"/>
-          <w:tblHeader w:val="1"/>
-        </w:trPr>
-        <w:tc>
-          <w:tcPr>
-            <w:shd w:fill="0e2841" w:val="clear"/>
-            <w:tcMar>
-              <w:top w:w="80.0" w:type="dxa"/>
-              <w:left w:w="120.0" w:type="dxa"/>
-              <w:bottom w:w="80.0" w:type="dxa"/>
-              <w:right w:w="120.0" w:type="dxa"/>
-            </w:tcMar>
-            <w:vAlign w:val="center"/>
-          </w:tcPr>
-          <w:p>
-            <w:pPr>
-              <w:jc w:val="center"/>
-              <w:rPr>
-                <w:rFonts w:ascii="Arial" w:cs="Arial" w:eastAsia="Arial" w:hAnsi="Arial"/>
-              </w:rPr>
-            </w:pPr>
-            <w:r>
-              <w:rPr>
-                <w:rFonts w:ascii="Arial" w:cs="Arial" w:eastAsia="Arial" w:hAnsi="Arial"/>
-                <w:b w:val="1"/>
-                <w:bCs w:val="1"/>
-                <w:color w:val="ffffff"/>
-                <w:sz w:val="20"/>
-                <w:szCs w:val="20"/>
-                <w:rtl w:val="0"/>
-              </w:rPr>
-              <w:t xml:space="preserve">Aspek</w:t>
-            </w:r>
-            <w:r>
-              <w:rPr>
-                <w:rtl w:val="0"/>
-              </w:rPr>
-            </w:r>
-          </w:p>
-        </w:tc>
-        <w:tc>
-          <w:tcPr>
-            <w:shd w:fill="0e2841" w:val="clear"/>
-            <w:tcMar>
-              <w:top w:w="80.0" w:type="dxa"/>
-              <w:left w:w="120.0" w:type="dxa"/>
-              <w:bottom w:w="80.0" w:type="dxa"/>
-              <w:right w:w="120.0" w:type="dxa"/>
-            </w:tcMar>
-            <w:vAlign w:val="center"/>
-          </w:tcPr>
-          <w:p>
-            <w:pPr>
-              <w:jc w:val="center"/>
-              <w:rPr>
-                <w:rFonts w:ascii="Arial" w:cs="Arial" w:eastAsia="Arial" w:hAnsi="Arial"/>
-              </w:rPr>
-            </w:pPr>
-            <w:r>
-              <w:rPr>
-                <w:rFonts w:ascii="Arial" w:cs="Arial" w:eastAsia="Arial" w:hAnsi="Arial"/>
-                <w:b w:val="1"/>
-                <w:bCs w:val="1"/>
-                <w:color w:val="ffffff"/>
-                <w:sz w:val="20"/>
-                <w:szCs w:val="20"/>
-                <w:rtl w:val="0"/>
-              </w:rPr>
-              <w:t xml:space="preserve">Deskripsi</w:t>
-            </w:r>
-            <w:r>
-              <w:rPr>
-                <w:rtl w:val="0"/>
-              </w:rPr>
-            </w:r>
-          </w:p>
-        </w:tc>
-      </w:tr>
-      <w:tr>
-        <w:trPr>
-          <w:cantSplit w:val="0"/>
-          <w:tblHeader w:val="0"/>
-        </w:trPr>
-        <w:tc>
-          <w:tcPr>
-            <w:shd w:fill="eaf6fe" w:val="clear"/>
-            <w:tcMar>
-              <w:top w:w="80.0" w:type="dxa"/>
-              <w:left w:w="120.0" w:type="dxa"/>
-              <w:bottom w:w="80.0" w:type="dxa"/>
-              <w:right w:w="120.0" w:type="dxa"/>
-            </w:tcMar>
-            <w:vAlign w:val="center"/>
-          </w:tcPr>
-          <w:p>
-            <w:pPr>
-              <w:jc w:val="both"/>
-              <w:rPr>
-                <w:rFonts w:ascii="Arial" w:cs="Arial" w:eastAsia="Arial" w:hAnsi="Arial"/>
-              </w:rPr>
-            </w:pPr>
-            <w:r>
-              <w:rPr>
-                <w:rFonts w:ascii="Arial" w:cs="Arial" w:eastAsia="Arial" w:hAnsi="Arial"/>
-                <w:b w:val="1"/>
-                <w:bCs w:val="1"/>
-                <w:color w:val="0e2841"/>
-                <w:sz w:val="20"/>
-                <w:szCs w:val="20"/>
-                <w:rtl w:val="0"/>
-              </w:rPr>
-              <w:t xml:space="preserve">Analisis Pengetahuan Awal</w:t>
-            </w:r>
-            <w:r>
-              <w:rPr>
-                <w:rtl w:val="0"/>
-              </w:rPr>
-            </w:r>
-          </w:p>
-        </w:tc>
-        <w:tc>
-          <w:tcPr>
-            <w:shd w:fill="eaf6fe" w:val="clear"/>
-            <w:tcMar>
-              <w:top w:w="80.0" w:type="dxa"/>
-              <w:left w:w="150.0" w:type="dxa"/>
-              <w:bottom w:w="80.0" w:type="dxa"/>
-              <w:right w:w="120.0" w:type="dxa"/>
-            </w:tcMar>
-          </w:tcPr>
-          <w:p>
-            <w:pPr>
-              <w:jc w:val="both"/>
-              <w:rPr>
-                <w:rFonts w:ascii="Arial" w:cs="Arial" w:eastAsia="Arial" w:hAnsi="Arial"/>
-              </w:rPr>
-            </w:pPr>
-            <w:r>
-              <w:rPr>
-                <w:rFonts w:ascii="Arial" w:cs="Arial" w:eastAsia="Arial" w:hAnsi="Arial"/>
-                <w:sz w:val="20"/>
-                <w:szCs w:val="20"/>
-                <w:rtl w:val="0"/>
-              </w:rPr>
-              <w:t xml:space="preserve">Guru melakukan asesmen diagnostik melalui pertanyaan pemantik (misalnya: “Apakah Allah mengetahui apa yang kita lakukan meskipun sendirian?”) untuk mengecek pemahaman awal murid tentang sifat-sifat Allah sebelum masuk ke dalam kajian Asmaul Husna.</w:t>
-            </w:r>
-            <w:r>
-              <w:rPr>
-                <w:rtl w:val="0"/>
-              </w:rPr>
-            </w:r>
-          </w:p>
-        </w:tc>
-      </w:tr>
-      <w:tr>
-        <w:trPr>
-          <w:cantSplit w:val="0"/>
-          <w:tblHeader w:val="0"/>
-        </w:trPr>
-        <w:tc>
-          <w:tcPr>
-            <w:shd w:fill="ffffff" w:val="clear"/>
-            <w:tcMar>
-              <w:top w:w="80.0" w:type="dxa"/>
-              <w:left w:w="120.0" w:type="dxa"/>
-              <w:bottom w:w="80.0" w:type="dxa"/>
-              <w:right w:w="120.0" w:type="dxa"/>
-            </w:tcMar>
-            <w:vAlign w:val="center"/>
-          </w:tcPr>
-          <w:p>
-            <w:pPr>
-              <w:jc w:val="both"/>
-              <w:rPr>
-                <w:rFonts w:ascii="Arial" w:cs="Arial" w:eastAsia="Arial" w:hAnsi="Arial"/>
-              </w:rPr>
-            </w:pPr>
-            <w:r>
-              <w:rPr>
-                <w:rFonts w:ascii="Arial" w:cs="Arial" w:eastAsia="Arial" w:hAnsi="Arial"/>
-                <w:b w:val="1"/>
-                <w:bCs w:val="1"/>
-                <w:color w:val="0e2841"/>
-                <w:sz w:val="20"/>
-                <w:szCs w:val="20"/>
-                <w:rtl w:val="0"/>
-              </w:rPr>
-              <w:t xml:space="preserve">Observasi dan Refleksi</w:t>
-            </w:r>
-            <w:r>
-              <w:rPr>
-                <w:rtl w:val="0"/>
-              </w:rPr>
-            </w:r>
-          </w:p>
-        </w:tc>
-        <w:tc>
-          <w:tcPr>
-            <w:shd w:fill="ffffff" w:val="clear"/>
-            <w:tcMar>
-              <w:top w:w="80.0" w:type="dxa"/>
-              <w:left w:w="150.0" w:type="dxa"/>
-              <w:bottom w:w="80.0" w:type="dxa"/>
-              <w:right w:w="120.0" w:type="dxa"/>
-            </w:tcMar>
-          </w:tcPr>
-          <w:p>
-            <w:pPr>
-              <w:jc w:val="both"/>
-              <w:rPr>
-                <w:rFonts w:ascii="Arial" w:cs="Arial" w:eastAsia="Arial" w:hAnsi="Arial"/>
-              </w:rPr>
-            </w:pPr>
-            <w:r>
-              <w:rPr>
-                <w:rFonts w:ascii="Arial" w:cs="Arial" w:eastAsia="Arial" w:hAnsi="Arial"/>
-                <w:sz w:val="20"/>
-                <w:szCs w:val="20"/>
-                <w:rtl w:val="0"/>
-              </w:rPr>
-              <w:t xml:space="preserve">Guru mengamati keterlibatan dan respons murid saat diajak merefleksikan pengalaman merasa “diawasi” atau “didengar” oleh Allah dalam kehidupan sehari-hari.</w:t>
-            </w:r>
-            <w:r>
-              <w:rPr>
-                <w:rtl w:val="0"/>
-              </w:rPr>
-            </w:r>
-          </w:p>
-        </w:tc>
-      </w:tr>
-      <w:tr>
-        <w:trPr>
-          <w:cantSplit w:val="0"/>
-          <w:tblHeader w:val="0"/>
-        </w:trPr>
-        <w:tc>
-          <w:tcPr>
-            <w:shd w:fill="eaf6fe" w:val="clear"/>
-            <w:tcMar>
-              <w:top w:w="80.0" w:type="dxa"/>
-              <w:left w:w="120.0" w:type="dxa"/>
-              <w:bottom w:w="80.0" w:type="dxa"/>
-              <w:right w:w="120.0" w:type="dxa"/>
-            </w:tcMar>
-            <w:vAlign w:val="center"/>
-          </w:tcPr>
-          <w:p>
-            <w:pPr>
-              <w:jc w:val="both"/>
-              <w:rPr>
-                <w:rFonts w:ascii="Arial" w:cs="Arial" w:eastAsia="Arial" w:hAnsi="Arial"/>
-              </w:rPr>
-            </w:pPr>
-            <w:r>
-              <w:rPr>
-                <w:rFonts w:ascii="Arial" w:cs="Arial" w:eastAsia="Arial" w:hAnsi="Arial"/>
-                <w:b w:val="1"/>
-                <w:bCs w:val="1"/>
-                <w:color w:val="0e2841"/>
-                <w:sz w:val="20"/>
-                <w:szCs w:val="20"/>
-                <w:rtl w:val="0"/>
-              </w:rPr>
-              <w:t xml:space="preserve">Inventarisasi Gaya Belajar dan Minat</w:t>
-            </w:r>
-            <w:r>
-              <w:rPr>
-                <w:rtl w:val="0"/>
-              </w:rPr>
-            </w:r>
-          </w:p>
-        </w:tc>
-        <w:tc>
-          <w:tcPr>
-            <w:shd w:fill="eaf6fe" w:val="clear"/>
-            <w:tcMar>
-              <w:top w:w="80.0" w:type="dxa"/>
-              <w:left w:w="150.0" w:type="dxa"/>
-              <w:bottom w:w="80.0" w:type="dxa"/>
-              <w:right w:w="120.0" w:type="dxa"/>
-            </w:tcMar>
-          </w:tcPr>
-          <w:p>
-            <w:pPr>
-              <w:jc w:val="both"/>
-              <w:rPr>
-                <w:rFonts w:ascii="Arial" w:cs="Arial" w:eastAsia="Arial" w:hAnsi="Arial"/>
-              </w:rPr>
-            </w:pPr>
-            <w:r>
-              <w:rPr>
-                <w:rFonts w:ascii="Arial" w:cs="Arial" w:eastAsia="Arial" w:hAnsi="Arial"/>
-                <w:sz w:val="20"/>
-                <w:szCs w:val="20"/>
-                <w:rtl w:val="0"/>
-              </w:rPr>
-              <w:t xml:space="preserve">Guru menggunakan angket sederhana/wawancara singkat untuk mengetahui gaya belajar dominan murid agar metode ceramah interaktif, diskusi kasus, dan penugasan reflektif dapat disesuaikan.</w:t>
-            </w:r>
-            <w:r>
-              <w:rPr>
-                <w:rtl w:val="0"/>
-              </w:rPr>
-            </w:r>
-          </w:p>
-        </w:tc>
-      </w:tr>
-      <w:tr>
-        <w:trPr>
-          <w:cantSplit w:val="0"/>
-          <w:tblHeader w:val="0"/>
-        </w:trPr>
-        <w:tc>
-          <w:tcPr>
-            <w:shd w:fill="ffffff" w:val="clear"/>
-            <w:tcMar>
-              <w:top w:w="80.0" w:type="dxa"/>
-              <w:left w:w="120.0" w:type="dxa"/>
-              <w:bottom w:w="80.0" w:type="dxa"/>
-              <w:right w:w="120.0" w:type="dxa"/>
-            </w:tcMar>
-            <w:vAlign w:val="center"/>
-          </w:tcPr>
-          <w:p>
-            <w:pPr>
-              <w:jc w:val="both"/>
-              <w:rPr>
-                <w:rFonts w:ascii="Arial" w:cs="Arial" w:eastAsia="Arial" w:hAnsi="Arial"/>
-              </w:rPr>
-            </w:pPr>
-            <w:r>
-              <w:rPr>
-                <w:rFonts w:ascii="Arial" w:cs="Arial" w:eastAsia="Arial" w:hAnsi="Arial"/>
-                <w:b w:val="1"/>
-                <w:bCs w:val="1"/>
-                <w:color w:val="0e2841"/>
-                <w:sz w:val="20"/>
-                <w:szCs w:val="20"/>
-                <w:rtl w:val="0"/>
-              </w:rPr>
-              <w:t xml:space="preserve">Analisis Keterampilan Berpikir Tingkat Tinggi (HOTS)</w:t>
-            </w:r>
-            <w:r>
-              <w:rPr>
-                <w:rtl w:val="0"/>
-              </w:rPr>
-            </w:r>
-          </w:p>
-        </w:tc>
-        <w:tc>
-          <w:tcPr>
-            <w:shd w:fill="ffffff" w:val="clear"/>
-            <w:tcMar>
-              <w:top w:w="80.0" w:type="dxa"/>
-              <w:left w:w="150.0" w:type="dxa"/>
-              <w:bottom w:w="80.0" w:type="dxa"/>
-              <w:right w:w="120.0" w:type="dxa"/>
-            </w:tcMar>
-          </w:tcPr>
-          <w:p>
-            <w:pPr>
-              <w:jc w:val="both"/>
-              <w:rPr>
-                <w:rFonts w:ascii="Arial" w:cs="Arial" w:eastAsia="Arial" w:hAnsi="Arial"/>
-              </w:rPr>
-            </w:pPr>
-            <w:r>
-              <w:rPr>
-                <w:rFonts w:ascii="Arial" w:cs="Arial" w:eastAsia="Arial" w:hAnsi="Arial"/>
-                <w:sz w:val="20"/>
-                <w:szCs w:val="20"/>
-                <w:rtl w:val="0"/>
-              </w:rPr>
-              <w:t xml:space="preserve">Guru memberikan tugas menganalisis studi kasus perilaku sehari-hari untuk melihat kemampuan murid mengaitkan sifat-sifat Allah dengan sikap terpuji, serta memetakan murid yang memerlukan pendampingan lanjutan.</w:t>
-            </w:r>
-            <w:r>
-              <w:rPr>
-                <w:rtl w:val="0"/>
-              </w:rPr>
-            </w:r>
-          </w:p>
-        </w:tc>
-      </w:tr>
-      <w:tr>
-        <w:trPr>
-          <w:cantSplit w:val="0"/>
-          <w:tblHeader w:val="0"/>
-        </w:trPr>
-        <w:tc>
-          <w:tcPr>
-            <w:shd w:fill="eaf6fe" w:val="clear"/>
-            <w:tcMar>
-              <w:top w:w="80.0" w:type="dxa"/>
-              <w:left w:w="120.0" w:type="dxa"/>
-              <w:bottom w:w="80.0" w:type="dxa"/>
-              <w:right w:w="120.0" w:type="dxa"/>
-            </w:tcMar>
-            <w:vAlign w:val="center"/>
-          </w:tcPr>
-          <w:p>
-            <w:pPr>
-              <w:jc w:val="both"/>
-              <w:rPr>
-                <w:rFonts w:ascii="Arial" w:cs="Arial" w:eastAsia="Arial" w:hAnsi="Arial"/>
-              </w:rPr>
-            </w:pPr>
-            <w:r>
-              <w:rPr>
-                <w:rFonts w:ascii="Arial" w:cs="Arial" w:eastAsia="Arial" w:hAnsi="Arial"/>
-                <w:b w:val="1"/>
-                <w:bCs w:val="1"/>
-                <w:color w:val="0e2841"/>
-                <w:sz w:val="20"/>
-                <w:szCs w:val="20"/>
-                <w:rtl w:val="0"/>
-              </w:rPr>
-              <w:t xml:space="preserve">Konteks Sosial dan Emosional</w:t>
-            </w:r>
-            <w:r>
-              <w:rPr>
-                <w:rtl w:val="0"/>
-              </w:rPr>
-            </w:r>
-          </w:p>
-        </w:tc>
-        <w:tc>
-          <w:tcPr>
-            <w:shd w:fill="eaf6fe" w:val="clear"/>
-            <w:tcMar>
-              <w:top w:w="80.0" w:type="dxa"/>
-              <w:left w:w="150.0" w:type="dxa"/>
-              <w:bottom w:w="80.0" w:type="dxa"/>
-              <w:right w:w="120.0" w:type="dxa"/>
-            </w:tcMar>
-          </w:tcPr>
-          <w:p>
-            <w:pPr>
-              <w:jc w:val="both"/>
-              <w:rPr>
-                <w:rFonts w:ascii="Arial" w:cs="Arial" w:eastAsia="Arial" w:hAnsi="Arial"/>
-              </w:rPr>
-            </w:pPr>
-            <w:r>
-              <w:rPr>
-                <w:rFonts w:ascii="Arial" w:cs="Arial" w:eastAsia="Arial" w:hAnsi="Arial"/>
-                <w:sz w:val="20"/>
-                <w:szCs w:val="20"/>
-                <w:rtl w:val="0"/>
-              </w:rPr>
-              <w:t xml:space="preserve">Guru membangun suasana kelas yang reflektif dan tidak menghakimi, memberi ruang bagi murid untuk jujur mengungkapkan pengalaman keimanannya, serta menerapkan pendekatan diferensiasi dalam penugasan strategi meneguhkan iman.</w:t>
-            </w:r>
-            <w:r>
-              <w:rPr>
-                <w:rtl w:val="0"/>
-              </w:rPr>
-            </w:r>
-          </w:p>
-        </w:tc>
-      </w:tr>
-    </w:tbl>
     <w:p>
       <w:pPr>
         <w:pBdr>
@@ -1173,570 +685,6 @@
         </w:rPr>
       </w:r>
     </w:p>
-    <w:tbl>
-      <w:tblPr>
-        <w:tblStyle w:val="Table3"/>
-        <w:tblW w:w="9628.0" w:type="dxa"/>
-        <w:jc w:val="left"/>
-        <w:tblInd w:w="-15.0" w:type="dxa"/>
-        <w:tblBorders>
-          <w:top w:color="bfe3f7" w:space="0" w:sz="4" w:val="single"/>
-          <w:left w:color="bfe3f7" w:space="0" w:sz="4" w:val="single"/>
-          <w:bottom w:color="bfe3f7" w:space="0" w:sz="4" w:val="single"/>
-          <w:right w:color="bfe3f7" w:space="0" w:sz="4" w:val="single"/>
-          <w:insideH w:color="bfe3f7" w:space="0" w:sz="4" w:val="single"/>
-          <w:insideV w:color="bfe3f7" w:space="0" w:sz="4" w:val="single"/>
-        </w:tblBorders>
-        <w:tblLayout w:type="fixed"/>
-        <w:tblLook w:val="0000"/>
-      </w:tblPr>
-      <w:tblGrid>
-        <w:gridCol w:w="2109"/>
-        <w:gridCol w:w="7519"/>
-        <w:tblGridChange w:id="0">
-          <w:tblGrid>
-            <w:gridCol w:w="2109"/>
-            <w:gridCol w:w="7519"/>
-          </w:tblGrid>
-        </w:tblGridChange>
-      </w:tblGrid>
-      <w:tr>
-        <w:trPr>
-          <w:cantSplit w:val="0"/>
-          <w:tblHeader w:val="1"/>
-        </w:trPr>
-        <w:tc>
-          <w:tcPr>
-            <w:shd w:fill="0e2841" w:val="clear"/>
-            <w:tcMar>
-              <w:top w:w="80.0" w:type="dxa"/>
-              <w:left w:w="120.0" w:type="dxa"/>
-              <w:bottom w:w="80.0" w:type="dxa"/>
-              <w:right w:w="120.0" w:type="dxa"/>
-            </w:tcMar>
-            <w:vAlign w:val="center"/>
-          </w:tcPr>
-          <w:p>
-            <w:pPr>
-              <w:jc w:val="both"/>
-              <w:rPr>
-                <w:rFonts w:ascii="Arial" w:cs="Arial" w:eastAsia="Arial" w:hAnsi="Arial"/>
-              </w:rPr>
-            </w:pPr>
-            <w:r>
-              <w:rPr>
-                <w:rFonts w:ascii="Arial" w:cs="Arial" w:eastAsia="Arial" w:hAnsi="Arial"/>
-                <w:b w:val="1"/>
-                <w:bCs w:val="1"/>
-                <w:color w:val="ffffff"/>
-                <w:sz w:val="20"/>
-                <w:szCs w:val="20"/>
-                <w:rtl w:val="0"/>
-              </w:rPr>
-              <w:t xml:space="preserve">Aspek</w:t>
-            </w:r>
-            <w:r>
-              <w:rPr>
-                <w:rtl w:val="0"/>
-              </w:rPr>
-            </w:r>
-          </w:p>
-        </w:tc>
-        <w:tc>
-          <w:tcPr>
-            <w:shd w:fill="0e2841" w:val="clear"/>
-            <w:tcMar>
-              <w:top w:w="80.0" w:type="dxa"/>
-              <w:left w:w="120.0" w:type="dxa"/>
-              <w:bottom w:w="80.0" w:type="dxa"/>
-              <w:right w:w="120.0" w:type="dxa"/>
-            </w:tcMar>
-            <w:vAlign w:val="center"/>
-          </w:tcPr>
-          <w:p>
-            <w:pPr>
-              <w:jc w:val="both"/>
-              <w:rPr>
-                <w:rFonts w:ascii="Arial" w:cs="Arial" w:eastAsia="Arial" w:hAnsi="Arial"/>
-              </w:rPr>
-            </w:pPr>
-            <w:r>
-              <w:rPr>
-                <w:rFonts w:ascii="Arial" w:cs="Arial" w:eastAsia="Arial" w:hAnsi="Arial"/>
-                <w:b w:val="1"/>
-                <w:bCs w:val="1"/>
-                <w:color w:val="ffffff"/>
-                <w:sz w:val="20"/>
-                <w:szCs w:val="20"/>
-                <w:rtl w:val="0"/>
-              </w:rPr>
-              <w:t xml:space="preserve">Deskripsi</w:t>
-            </w:r>
-            <w:r>
-              <w:rPr>
-                <w:rtl w:val="0"/>
-              </w:rPr>
-            </w:r>
-          </w:p>
-        </w:tc>
-      </w:tr>
-      <w:tr>
-        <w:trPr>
-          <w:cantSplit w:val="0"/>
-          <w:tblHeader w:val="0"/>
-        </w:trPr>
-        <w:tc>
-          <w:tcPr>
-            <w:shd w:fill="eaf6fe" w:val="clear"/>
-            <w:tcMar>
-              <w:top w:w="80.0" w:type="dxa"/>
-              <w:left w:w="120.0" w:type="dxa"/>
-              <w:bottom w:w="80.0" w:type="dxa"/>
-              <w:right w:w="120.0" w:type="dxa"/>
-            </w:tcMar>
-            <w:vAlign w:val="center"/>
-          </w:tcPr>
-          <w:p>
-            <w:pPr>
-              <w:jc w:val="both"/>
-              <w:rPr>
-                <w:rFonts w:ascii="Arial" w:cs="Arial" w:eastAsia="Arial" w:hAnsi="Arial"/>
-              </w:rPr>
-            </w:pPr>
-            <w:r>
-              <w:rPr>
-                <w:rFonts w:ascii="Arial" w:cs="Arial" w:eastAsia="Arial" w:hAnsi="Arial"/>
-                <w:b w:val="1"/>
-                <w:bCs w:val="1"/>
-                <w:color w:val="0e2841"/>
-                <w:sz w:val="20"/>
-                <w:szCs w:val="20"/>
-                <w:rtl w:val="0"/>
-              </w:rPr>
-              <w:t xml:space="preserve">Sifat Dasar Materi</w:t>
-            </w:r>
-            <w:r>
-              <w:rPr>
-                <w:rtl w:val="0"/>
-              </w:rPr>
-            </w:r>
-          </w:p>
-        </w:tc>
-        <w:tc>
-          <w:tcPr>
-            <w:shd w:fill="eaf6fe" w:val="clear"/>
-            <w:tcMar>
-              <w:top w:w="80.0" w:type="dxa"/>
-              <w:left w:w="150.0" w:type="dxa"/>
-              <w:bottom w:w="80.0" w:type="dxa"/>
-              <w:right w:w="120.0" w:type="dxa"/>
-            </w:tcMar>
-          </w:tcPr>
-          <w:p>
-            <w:pPr>
-              <w:jc w:val="both"/>
-              <w:rPr>
-                <w:rFonts w:ascii="Arial" w:cs="Arial" w:eastAsia="Arial" w:hAnsi="Arial"/>
-              </w:rPr>
-            </w:pPr>
-            <w:r>
-              <w:rPr>
-                <w:rFonts w:ascii="Arial" w:cs="Arial" w:eastAsia="Arial" w:hAnsi="Arial"/>
-                <w:sz w:val="20"/>
-                <w:szCs w:val="20"/>
-                <w:rtl w:val="0"/>
-              </w:rPr>
-              <w:t xml:space="preserve">Elemen Akidah menekankan pengetahuan konseptual (makna Asmaul Husna) yang dipadukan dengan penguatan karakter dan sikap spiritual (penghayatan dan penerapan nilai keimanan).</w:t>
-            </w:r>
-            <w:r>
-              <w:rPr>
-                <w:rtl w:val="0"/>
-              </w:rPr>
-            </w:r>
-          </w:p>
-        </w:tc>
-      </w:tr>
-      <w:tr>
-        <w:trPr>
-          <w:cantSplit w:val="0"/>
-          <w:tblHeader w:val="0"/>
-        </w:trPr>
-        <w:tc>
-          <w:tcPr>
-            <w:shd w:fill="ffffff" w:val="clear"/>
-            <w:tcMar>
-              <w:top w:w="80.0" w:type="dxa"/>
-              <w:left w:w="120.0" w:type="dxa"/>
-              <w:bottom w:w="80.0" w:type="dxa"/>
-              <w:right w:w="120.0" w:type="dxa"/>
-            </w:tcMar>
-            <w:vAlign w:val="center"/>
-          </w:tcPr>
-          <w:p>
-            <w:pPr>
-              <w:jc w:val="both"/>
-              <w:rPr>
-                <w:rFonts w:ascii="Arial" w:cs="Arial" w:eastAsia="Arial" w:hAnsi="Arial"/>
-              </w:rPr>
-            </w:pPr>
-            <w:r>
-              <w:rPr>
-                <w:rFonts w:ascii="Arial" w:cs="Arial" w:eastAsia="Arial" w:hAnsi="Arial"/>
-                <w:b w:val="1"/>
-                <w:bCs w:val="1"/>
-                <w:color w:val="0e2841"/>
-                <w:sz w:val="20"/>
-                <w:szCs w:val="20"/>
-                <w:rtl w:val="0"/>
-              </w:rPr>
-              <w:t xml:space="preserve">Kompetensi Esensial dan Aplikatif</w:t>
-            </w:r>
-            <w:r>
-              <w:rPr>
-                <w:rtl w:val="0"/>
-              </w:rPr>
-            </w:r>
-          </w:p>
-        </w:tc>
-        <w:tc>
-          <w:tcPr>
-            <w:shd w:fill="ffffff" w:val="clear"/>
-            <w:tcMar>
-              <w:top w:w="80.0" w:type="dxa"/>
-              <w:left w:w="150.0" w:type="dxa"/>
-              <w:bottom w:w="80.0" w:type="dxa"/>
-              <w:right w:w="120.0" w:type="dxa"/>
-            </w:tcMar>
-          </w:tcPr>
-          <w:p>
-            <w:pPr>
-              <w:jc w:val="both"/>
-              <w:rPr>
-                <w:rFonts w:ascii="Arial" w:cs="Arial" w:eastAsia="Arial" w:hAnsi="Arial"/>
-              </w:rPr>
-            </w:pPr>
-            <w:r>
-              <w:rPr>
-                <w:rFonts w:ascii="Arial" w:cs="Arial" w:eastAsia="Arial" w:hAnsi="Arial"/>
-                <w:sz w:val="20"/>
-                <w:szCs w:val="20"/>
-                <w:rtl w:val="0"/>
-              </w:rPr>
-              <w:t xml:space="preserve">Pengetahuan esensial berupa makna dan dalil empat Asmaul Husna (al-‘Alīm, al-Khabīr, al-Samī‘, al-Baṣīr); pengetahuan aplikatif berupa kemampuan mengaitkan sifat-sifat tersebut dengan perilaku terpuji dan strategi meneguhkan iman.</w:t>
-            </w:r>
-            <w:r>
-              <w:rPr>
-                <w:rtl w:val="0"/>
-              </w:rPr>
-            </w:r>
-          </w:p>
-        </w:tc>
-      </w:tr>
-      <w:tr>
-        <w:trPr>
-          <w:cantSplit w:val="0"/>
-          <w:tblHeader w:val="0"/>
-        </w:trPr>
-        <w:tc>
-          <w:tcPr>
-            <w:shd w:fill="eaf6fe" w:val="clear"/>
-            <w:tcMar>
-              <w:top w:w="80.0" w:type="dxa"/>
-              <w:left w:w="120.0" w:type="dxa"/>
-              <w:bottom w:w="80.0" w:type="dxa"/>
-              <w:right w:w="120.0" w:type="dxa"/>
-            </w:tcMar>
-            <w:vAlign w:val="center"/>
-          </w:tcPr>
-          <w:p>
-            <w:pPr>
-              <w:jc w:val="both"/>
-              <w:rPr>
-                <w:rFonts w:ascii="Arial" w:cs="Arial" w:eastAsia="Arial" w:hAnsi="Arial"/>
-              </w:rPr>
-            </w:pPr>
-            <w:r>
-              <w:rPr>
-                <w:rFonts w:ascii="Arial" w:cs="Arial" w:eastAsia="Arial" w:hAnsi="Arial"/>
-                <w:b w:val="1"/>
-                <w:bCs w:val="1"/>
-                <w:color w:val="0e2841"/>
-                <w:sz w:val="20"/>
-                <w:szCs w:val="20"/>
-                <w:rtl w:val="0"/>
-              </w:rPr>
-              <w:t xml:space="preserve">Ruang Lingkup Materi</w:t>
-            </w:r>
-            <w:r>
-              <w:rPr>
-                <w:rtl w:val="0"/>
-              </w:rPr>
-            </w:r>
-          </w:p>
-        </w:tc>
-        <w:tc>
-          <w:tcPr>
-            <w:shd w:fill="eaf6fe" w:val="clear"/>
-            <w:tcMar>
-              <w:top w:w="80.0" w:type="dxa"/>
-              <w:left w:w="150.0" w:type="dxa"/>
-              <w:bottom w:w="80.0" w:type="dxa"/>
-              <w:right w:w="120.0" w:type="dxa"/>
-            </w:tcMar>
-          </w:tcPr>
-          <w:p>
-            <w:pPr>
-              <w:jc w:val="both"/>
-              <w:rPr>
-                <w:rFonts w:ascii="Arial" w:cs="Arial" w:eastAsia="Arial" w:hAnsi="Arial"/>
-              </w:rPr>
-            </w:pPr>
-            <w:r>
-              <w:rPr>
-                <w:rFonts w:ascii="Arial" w:cs="Arial" w:eastAsia="Arial" w:hAnsi="Arial"/>
-                <w:sz w:val="20"/>
-                <w:szCs w:val="20"/>
-                <w:rtl w:val="0"/>
-              </w:rPr>
-              <w:t xml:space="preserve">Makna Asmaul Husna al-‘Alīm, al-Khabīr, al-Samī‘, dan al-Baṣīr; keterkaitannya dengan perilaku terpuji; serta strategi pribadi untuk meneguhkan iman.</w:t>
-            </w:r>
-            <w:r>
-              <w:rPr>
-                <w:rtl w:val="0"/>
-              </w:rPr>
-            </w:r>
-          </w:p>
-        </w:tc>
-      </w:tr>
-      <w:tr>
-        <w:trPr>
-          <w:cantSplit w:val="0"/>
-          <w:tblHeader w:val="0"/>
-        </w:trPr>
-        <w:tc>
-          <w:tcPr>
-            <w:shd w:fill="ffffff" w:val="clear"/>
-            <w:tcMar>
-              <w:top w:w="80.0" w:type="dxa"/>
-              <w:left w:w="120.0" w:type="dxa"/>
-              <w:bottom w:w="80.0" w:type="dxa"/>
-              <w:right w:w="120.0" w:type="dxa"/>
-            </w:tcMar>
-            <w:vAlign w:val="center"/>
-          </w:tcPr>
-          <w:p>
-            <w:pPr>
-              <w:jc w:val="both"/>
-              <w:rPr>
-                <w:rFonts w:ascii="Arial" w:cs="Arial" w:eastAsia="Arial" w:hAnsi="Arial"/>
-              </w:rPr>
-            </w:pPr>
-            <w:r>
-              <w:rPr>
-                <w:rFonts w:ascii="Arial" w:cs="Arial" w:eastAsia="Arial" w:hAnsi="Arial"/>
-                <w:b w:val="1"/>
-                <w:bCs w:val="1"/>
-                <w:color w:val="0e2841"/>
-                <w:sz w:val="20"/>
-                <w:szCs w:val="20"/>
-                <w:rtl w:val="0"/>
-              </w:rPr>
-              <w:t xml:space="preserve">Keterkaitan dengan Kehidupan Nyata</w:t>
-            </w:r>
-            <w:r>
-              <w:rPr>
-                <w:rtl w:val="0"/>
-              </w:rPr>
-            </w:r>
-          </w:p>
-        </w:tc>
-        <w:tc>
-          <w:tcPr>
-            <w:shd w:fill="ffffff" w:val="clear"/>
-            <w:tcMar>
-              <w:top w:w="80.0" w:type="dxa"/>
-              <w:left w:w="150.0" w:type="dxa"/>
-              <w:bottom w:w="80.0" w:type="dxa"/>
-              <w:right w:w="120.0" w:type="dxa"/>
-            </w:tcMar>
-          </w:tcPr>
-          <w:p>
-            <w:pPr>
-              <w:jc w:val="both"/>
-              <w:rPr>
-                <w:rFonts w:ascii="Arial" w:cs="Arial" w:eastAsia="Arial" w:hAnsi="Arial"/>
-              </w:rPr>
-            </w:pPr>
-            <w:r>
-              <w:rPr>
-                <w:rFonts w:ascii="Arial" w:cs="Arial" w:eastAsia="Arial" w:hAnsi="Arial"/>
-                <w:sz w:val="20"/>
-                <w:szCs w:val="20"/>
-                <w:rtl w:val="0"/>
-              </w:rPr>
-              <w:t xml:space="preserve">Materi ini membekali murid agar senantiasa berperilaku baik kapan pun dan di mana pun, karena meyakini bahwa Allah selalu mengetahui, mengenal, mendengar, dan melihat segala perbuatan hamba-Nya.</w:t>
-            </w:r>
-            <w:r>
-              <w:rPr>
-                <w:rtl w:val="0"/>
-              </w:rPr>
-            </w:r>
-          </w:p>
-        </w:tc>
-      </w:tr>
-      <w:tr>
-        <w:trPr>
-          <w:cantSplit w:val="0"/>
-          <w:tblHeader w:val="0"/>
-        </w:trPr>
-        <w:tc>
-          <w:tcPr>
-            <w:shd w:fill="eaf6fe" w:val="clear"/>
-            <w:tcMar>
-              <w:top w:w="80.0" w:type="dxa"/>
-              <w:left w:w="120.0" w:type="dxa"/>
-              <w:bottom w:w="80.0" w:type="dxa"/>
-              <w:right w:w="120.0" w:type="dxa"/>
-            </w:tcMar>
-            <w:vAlign w:val="center"/>
-          </w:tcPr>
-          <w:p>
-            <w:pPr>
-              <w:jc w:val="both"/>
-              <w:rPr>
-                <w:rFonts w:ascii="Arial" w:cs="Arial" w:eastAsia="Arial" w:hAnsi="Arial"/>
-              </w:rPr>
-            </w:pPr>
-            <w:r>
-              <w:rPr>
-                <w:rFonts w:ascii="Arial" w:cs="Arial" w:eastAsia="Arial" w:hAnsi="Arial"/>
-                <w:b w:val="1"/>
-                <w:bCs w:val="1"/>
-                <w:color w:val="0e2841"/>
-                <w:sz w:val="20"/>
-                <w:szCs w:val="20"/>
-                <w:rtl w:val="0"/>
-              </w:rPr>
-              <w:t xml:space="preserve">Integrasi Nilai dan Karakter</w:t>
-            </w:r>
-            <w:r>
-              <w:rPr>
-                <w:rtl w:val="0"/>
-              </w:rPr>
-            </w:r>
-          </w:p>
-        </w:tc>
-        <w:tc>
-          <w:tcPr>
-            <w:shd w:fill="eaf6fe" w:val="clear"/>
-            <w:tcMar>
-              <w:top w:w="80.0" w:type="dxa"/>
-              <w:left w:w="150.0" w:type="dxa"/>
-              <w:bottom w:w="80.0" w:type="dxa"/>
-              <w:right w:w="120.0" w:type="dxa"/>
-            </w:tcMar>
-          </w:tcPr>
-          <w:p>
-            <w:pPr>
-              <w:jc w:val="both"/>
-              <w:rPr>
-                <w:rFonts w:ascii="Arial" w:cs="Arial" w:eastAsia="Arial" w:hAnsi="Arial"/>
-              </w:rPr>
-            </w:pPr>
-            <w:r>
-              <w:rPr>
-                <w:rFonts w:ascii="Arial" w:cs="Arial" w:eastAsia="Arial" w:hAnsi="Arial"/>
-                <w:sz w:val="20"/>
-                <w:szCs w:val="20"/>
-                <w:rtl w:val="0"/>
-              </w:rPr>
-              <w:t xml:space="preserve">Kejujuran, kedisiplinan diri (self-control), tanggung jawab, dan kesadaran diri (muraqabah) dalam bersikap baik di ruang privat maupun publik.</w:t>
-            </w:r>
-            <w:r>
-              <w:rPr>
-                <w:rtl w:val="0"/>
-              </w:rPr>
-            </w:r>
-          </w:p>
-        </w:tc>
-      </w:tr>
-      <w:tr>
-        <w:trPr>
-          <w:cantSplit w:val="0"/>
-          <w:tblHeader w:val="0"/>
-        </w:trPr>
-        <w:tc>
-          <w:tcPr>
-            <w:shd w:fill="ffffff" w:val="clear"/>
-            <w:tcMar>
-              <w:top w:w="80.0" w:type="dxa"/>
-              <w:left w:w="120.0" w:type="dxa"/>
-              <w:bottom w:w="80.0" w:type="dxa"/>
-              <w:right w:w="120.0" w:type="dxa"/>
-            </w:tcMar>
-            <w:vAlign w:val="center"/>
-          </w:tcPr>
-          <w:p>
-            <w:pPr>
-              <w:jc w:val="both"/>
-              <w:rPr>
-                <w:rFonts w:ascii="Arial" w:cs="Arial" w:eastAsia="Arial" w:hAnsi="Arial"/>
-              </w:rPr>
-            </w:pPr>
-            <w:r>
-              <w:rPr>
-                <w:rFonts w:ascii="Arial" w:cs="Arial" w:eastAsia="Arial" w:hAnsi="Arial"/>
-                <w:b w:val="1"/>
-                <w:bCs w:val="1"/>
-                <w:color w:val="0e2841"/>
-                <w:sz w:val="20"/>
-                <w:szCs w:val="20"/>
-                <w:rtl w:val="0"/>
-              </w:rPr>
-              <w:t xml:space="preserve">Keterkaitan dengan Ekoteologi</w:t>
-            </w:r>
-            <w:r>
-              <w:rPr>
-                <w:rtl w:val="0"/>
-              </w:rPr>
-            </w:r>
-          </w:p>
-        </w:tc>
-        <w:tc>
-          <w:tcPr>
-            <w:shd w:fill="ffffff" w:val="clear"/>
-            <w:tcMar>
-              <w:top w:w="80.0" w:type="dxa"/>
-              <w:left w:w="150.0" w:type="dxa"/>
-              <w:bottom w:w="80.0" w:type="dxa"/>
-              <w:right w:w="120.0" w:type="dxa"/>
-            </w:tcMar>
-          </w:tcPr>
-          <w:p>
-            <w:pPr>
-              <w:jc w:val="both"/>
-              <w:rPr>
-                <w:rFonts w:ascii="Arial" w:cs="Arial" w:eastAsia="Arial" w:hAnsi="Arial"/>
-              </w:rPr>
-            </w:pPr>
-            <w:r>
-              <w:rPr>
-                <w:rFonts w:ascii="Arial" w:cs="Arial" w:eastAsia="Arial" w:hAnsi="Arial"/>
-                <w:sz w:val="20"/>
-                <w:szCs w:val="20"/>
-                <w:rtl w:val="0"/>
-              </w:rPr>
-              <w:t>Keyakinan bahwa Allah al-‘Alīm dan al-Baṣīr mendorong murid untuk senantiasa menjaga kelestarian alam, karena menyadari bahwa setiap tindakan terhadap lingkungan diketahui dan dilihat oleh Alloh Subhanahu Wata'ala</w:t>
-            </w:r>
-            <w:r>
-              <w:rPr>
-                <w:rtl w:val="0"/>
-              </w:rPr>
-            </w:r>
-          </w:p>
-        </w:tc>
-      </w:tr>
-    </w:tbl>
     <w:p>
       <w:pPr>
         <w:pBdr>
@@ -3830,976 +2778,6 @@
         </w:rPr>
       </w:r>
     </w:p>
-    <w:tbl>
-      <w:tblPr>
-        <w:tblStyle w:val="Table6"/>
-        <w:tblW w:w="9628.0" w:type="dxa"/>
-        <w:jc w:val="left"/>
-        <w:tblInd w:w="-15.0" w:type="dxa"/>
-        <w:tblBorders>
-          <w:top w:color="bfe3f7" w:space="0" w:sz="4" w:val="single"/>
-          <w:left w:color="bfe3f7" w:space="0" w:sz="4" w:val="single"/>
-          <w:bottom w:color="bfe3f7" w:space="0" w:sz="4" w:val="single"/>
-          <w:right w:color="bfe3f7" w:space="0" w:sz="4" w:val="single"/>
-          <w:insideH w:color="bfe3f7" w:space="0" w:sz="4" w:val="single"/>
-          <w:insideV w:color="bfe3f7" w:space="0" w:sz="4" w:val="single"/>
-        </w:tblBorders>
-        <w:tblLayout w:type="fixed"/>
-        <w:tblLook w:val="0000"/>
-      </w:tblPr>
-      <w:tblGrid>
-        <w:gridCol w:w="2118"/>
-        <w:gridCol w:w="7510"/>
-        <w:tblGridChange w:id="0">
-          <w:tblGrid>
-            <w:gridCol w:w="2118"/>
-            <w:gridCol w:w="7510"/>
-          </w:tblGrid>
-        </w:tblGridChange>
-      </w:tblGrid>
-      <w:tr>
-        <w:trPr>
-          <w:cantSplit w:val="0"/>
-          <w:tblHeader w:val="0"/>
-        </w:trPr>
-        <w:tc>
-          <w:tcPr>
-            <w:shd w:fill="caedfb" w:val="clear"/>
-            <w:tcMar>
-              <w:top w:w="100.0" w:type="dxa"/>
-              <w:left w:w="120.0" w:type="dxa"/>
-              <w:bottom w:w="100.0" w:type="dxa"/>
-              <w:right w:w="100.0" w:type="dxa"/>
-            </w:tcMar>
-            <w:vAlign w:val="center"/>
-          </w:tcPr>
-          <w:p>
-            <w:pPr>
-              <w:rPr>
-                <w:rFonts w:ascii="Arial" w:cs="Arial" w:eastAsia="Arial" w:hAnsi="Arial"/>
-              </w:rPr>
-            </w:pPr>
-            <w:r>
-              <w:rPr>
-                <w:rFonts w:ascii="Arial" w:cs="Arial" w:eastAsia="Arial" w:hAnsi="Arial"/>
-                <w:b w:val="1"/>
-                <w:bCs w:val="1"/>
-                <w:color w:val="0e2841"/>
-                <w:sz w:val="20"/>
-                <w:szCs w:val="20"/>
-                <w:rtl w:val="0"/>
-              </w:rPr>
-              <w:t xml:space="preserve">AWAL</w:t>
-            </w:r>
-            <w:r>
-              <w:rPr>
-                <w:rtl w:val="0"/>
-              </w:rPr>
-            </w:r>
-          </w:p>
-          <w:p>
-            <w:pPr>
-              <w:rPr>
-                <w:rFonts w:ascii="Arial" w:cs="Arial" w:eastAsia="Arial" w:hAnsi="Arial"/>
-              </w:rPr>
-            </w:pPr>
-            <w:r>
-              <w:rPr>
-                <w:rFonts w:ascii="Arial" w:cs="Arial" w:eastAsia="Arial" w:hAnsi="Arial"/>
-                <w:i w:val="1"/>
-                <w:iCs w:val="1"/>
-                <w:color w:val="156082"/>
-                <w:sz w:val="18"/>
-                <w:szCs w:val="18"/>
-                <w:rtl w:val="0"/>
-              </w:rPr>
-              <w:t xml:space="preserve">10 menit</w:t>
-            </w:r>
-            <w:r>
-              <w:rPr>
-                <w:rtl w:val="0"/>
-              </w:rPr>
-            </w:r>
-          </w:p>
-          <w:p>
-            <w:pPr>
-              <w:rPr>
-                <w:rFonts w:ascii="Arial" w:cs="Arial" w:eastAsia="Arial" w:hAnsi="Arial"/>
-              </w:rPr>
-            </w:pPr>
-            <w:r>
-              <w:rPr>
-                <w:rFonts w:ascii="Arial" w:cs="Arial" w:eastAsia="Arial" w:hAnsi="Arial"/>
-                <w:i w:val="1"/>
-                <w:iCs w:val="1"/>
-                <w:color w:val="595959"/>
-                <w:sz w:val="17"/>
-                <w:szCs w:val="17"/>
-                <w:rtl w:val="0"/>
-              </w:rPr>
-              <w:t xml:space="preserve">Berkesadaran</w:t>
-            </w:r>
-            <w:r>
-              <w:rPr>
-                <w:rtl w:val="0"/>
-              </w:rPr>
-            </w:r>
-          </w:p>
-        </w:tc>
-        <w:tc>
-          <w:tcPr>
-            <w:tcMar>
-              <w:top w:w="100.0" w:type="dxa"/>
-              <w:left w:w="150.0" w:type="dxa"/>
-              <w:bottom w:w="100.0" w:type="dxa"/>
-              <w:right w:w="120.0" w:type="dxa"/>
-            </w:tcMar>
-          </w:tcPr>
-          <w:p>
-            <w:pPr>
-              <w:numPr>
-                <w:ilvl w:val="0"/>
-                <w:numId w:val="1"/>
-              </w:numPr>
-              <w:pBdr>
-                <w:top w:space="0" w:sz="0" w:val="nil"/>
-                <w:left w:space="0" w:sz="0" w:val="nil"/>
-                <w:bottom w:space="0" w:sz="0" w:val="nil"/>
-                <w:right w:space="0" w:sz="0" w:val="nil"/>
-                <w:between w:space="0" w:sz="0" w:val="nil"/>
-              </w:pBdr>
-              <w:spacing w:after="80" w:lineRule="auto"/>
-              <w:ind w:left="360" w:hanging="360"/>
-              <w:jc w:val="both"/>
-              <w:rPr/>
-            </w:pPr>
-            <w:r>
-              <w:rPr>
-                <w:rFonts w:ascii="Arial" w:cs="Arial" w:eastAsia="Arial" w:hAnsi="Arial"/>
-                <w:color w:val="000000"/>
-                <w:sz w:val="20"/>
-                <w:szCs w:val="20"/>
-                <w:rtl w:val="0"/>
-              </w:rPr>
-              <w:t xml:space="preserve">Guru membuka dengan salam, doa, dan tadarus/asmaul husna bersama.</w:t>
-            </w:r>
-            <w:r>
-              <w:rPr>
-                <w:rtl w:val="0"/>
-              </w:rPr>
-            </w:r>
-          </w:p>
-          <w:p>
-            <w:pPr>
-              <w:numPr>
-                <w:ilvl w:val="0"/>
-                <w:numId w:val="1"/>
-              </w:numPr>
-              <w:pBdr>
-                <w:top w:space="0" w:sz="0" w:val="nil"/>
-                <w:left w:space="0" w:sz="0" w:val="nil"/>
-                <w:bottom w:space="0" w:sz="0" w:val="nil"/>
-                <w:right w:space="0" w:sz="0" w:val="nil"/>
-                <w:between w:space="0" w:sz="0" w:val="nil"/>
-              </w:pBdr>
-              <w:spacing w:after="80" w:lineRule="auto"/>
-              <w:ind w:left="360" w:hanging="360"/>
-              <w:jc w:val="both"/>
-              <w:rPr/>
-            </w:pPr>
-            <w:r>
-              <w:rPr>
-                <w:rFonts w:ascii="Arial" w:cs="Arial" w:eastAsia="Arial" w:hAnsi="Arial"/>
-                <w:color w:val="000000"/>
-                <w:sz w:val="20"/>
-                <w:szCs w:val="20"/>
-                <w:rtl w:val="0"/>
-              </w:rPr>
-              <w:t xml:space="preserve">Apersepsi: mengajukan pertanyaan pemantik, “Pernahkah kalian merasa tetap berbuat baik meskipun sedang sendirian dan tidak dilihat orang lain?”</w:t>
-            </w:r>
-            <w:r>
-              <w:rPr>
-                <w:rtl w:val="0"/>
-              </w:rPr>
-            </w:r>
-          </w:p>
-          <w:p>
-            <w:pPr>
-              <w:numPr>
-                <w:ilvl w:val="0"/>
-                <w:numId w:val="1"/>
-              </w:numPr>
-              <w:pBdr>
-                <w:top w:space="0" w:sz="0" w:val="nil"/>
-                <w:left w:space="0" w:sz="0" w:val="nil"/>
-                <w:bottom w:space="0" w:sz="0" w:val="nil"/>
-                <w:right w:space="0" w:sz="0" w:val="nil"/>
-                <w:between w:space="0" w:sz="0" w:val="nil"/>
-              </w:pBdr>
-              <w:spacing w:after="80" w:lineRule="auto"/>
-              <w:ind w:left="360" w:hanging="360"/>
-              <w:jc w:val="both"/>
-              <w:rPr/>
-            </w:pPr>
-            <w:r>
-              <w:rPr>
-                <w:rFonts w:ascii="Arial" w:cs="Arial" w:eastAsia="Arial" w:hAnsi="Arial"/>
-                <w:color w:val="000000"/>
-                <w:sz w:val="20"/>
-                <w:szCs w:val="20"/>
-                <w:rtl w:val="0"/>
-              </w:rPr>
-              <w:t xml:space="preserve">Motivasi: kisah keteladanan tentang muraqabah (merasa selalu diawasi Allah).</w:t>
-            </w:r>
-            <w:r>
-              <w:rPr>
-                <w:rtl w:val="0"/>
-              </w:rPr>
-            </w:r>
-          </w:p>
-          <w:p>
-            <w:pPr>
-              <w:numPr>
-                <w:ilvl w:val="0"/>
-                <w:numId w:val="1"/>
-              </w:numPr>
-              <w:pBdr>
-                <w:top w:space="0" w:sz="0" w:val="nil"/>
-                <w:left w:space="0" w:sz="0" w:val="nil"/>
-                <w:bottom w:space="0" w:sz="0" w:val="nil"/>
-                <w:right w:space="0" w:sz="0" w:val="nil"/>
-                <w:between w:space="0" w:sz="0" w:val="nil"/>
-              </w:pBdr>
-              <w:spacing w:after="80" w:lineRule="auto"/>
-              <w:ind w:left="360" w:hanging="360"/>
-              <w:jc w:val="both"/>
-              <w:rPr/>
-            </w:pPr>
-            <w:r>
-              <w:rPr>
-                <w:rFonts w:ascii="Arial" w:cs="Arial" w:eastAsia="Arial" w:hAnsi="Arial"/>
-                <w:color w:val="000000"/>
-                <w:sz w:val="20"/>
-                <w:szCs w:val="20"/>
-                <w:rtl w:val="0"/>
-              </w:rPr>
-              <w:t xml:space="preserve">Guru menyampaikan tujuan pembelajaran dan IKTP pertemuan ke-1.</w:t>
-            </w:r>
-            <w:r>
-              <w:rPr>
-                <w:rtl w:val="0"/>
-              </w:rPr>
-            </w:r>
-          </w:p>
-        </w:tc>
-      </w:tr>
-      <w:tr>
-        <w:trPr>
-          <w:cantSplit w:val="0"/>
-          <w:tblHeader w:val="0"/>
-        </w:trPr>
-        <w:tc>
-          <w:tcPr>
-            <w:shd w:fill="caedfb" w:val="clear"/>
-            <w:tcMar>
-              <w:top w:w="100.0" w:type="dxa"/>
-              <w:left w:w="120.0" w:type="dxa"/>
-              <w:bottom w:w="100.0" w:type="dxa"/>
-              <w:right w:w="100.0" w:type="dxa"/>
-            </w:tcMar>
-            <w:vAlign w:val="center"/>
-          </w:tcPr>
-          <w:p>
-            <w:pPr>
-              <w:rPr>
-                <w:rFonts w:ascii="Arial" w:cs="Arial" w:eastAsia="Arial" w:hAnsi="Arial"/>
-              </w:rPr>
-            </w:pPr>
-            <w:r>
-              <w:rPr>
-                <w:rFonts w:ascii="Arial" w:cs="Arial" w:eastAsia="Arial" w:hAnsi="Arial"/>
-                <w:b w:val="1"/>
-                <w:bCs w:val="1"/>
-                <w:color w:val="0e2841"/>
-                <w:sz w:val="20"/>
-                <w:szCs w:val="20"/>
-                <w:rtl w:val="0"/>
-              </w:rPr>
-              <w:t xml:space="preserve">INTI – Memahami</w:t>
-            </w:r>
-            <w:r>
-              <w:rPr>
-                <w:rtl w:val="0"/>
-              </w:rPr>
-            </w:r>
-          </w:p>
-          <w:p>
-            <w:pPr>
-              <w:rPr>
-                <w:rFonts w:ascii="Arial" w:cs="Arial" w:eastAsia="Arial" w:hAnsi="Arial"/>
-              </w:rPr>
-            </w:pPr>
-            <w:r>
-              <w:rPr>
-                <w:rFonts w:ascii="Arial" w:cs="Arial" w:eastAsia="Arial" w:hAnsi="Arial"/>
-                <w:i w:val="1"/>
-                <w:iCs w:val="1"/>
-                <w:color w:val="156082"/>
-                <w:sz w:val="18"/>
-                <w:szCs w:val="18"/>
-                <w:rtl w:val="0"/>
-              </w:rPr>
-              <w:t xml:space="preserve">25 menit</w:t>
-            </w:r>
-            <w:r>
-              <w:rPr>
-                <w:rtl w:val="0"/>
-              </w:rPr>
-            </w:r>
-          </w:p>
-          <w:p>
-            <w:pPr>
-              <w:rPr>
-                <w:rFonts w:ascii="Arial" w:cs="Arial" w:eastAsia="Arial" w:hAnsi="Arial"/>
-              </w:rPr>
-            </w:pPr>
-            <w:r>
-              <w:rPr>
-                <w:rFonts w:ascii="Arial" w:cs="Arial" w:eastAsia="Arial" w:hAnsi="Arial"/>
-                <w:i w:val="1"/>
-                <w:iCs w:val="1"/>
-                <w:color w:val="595959"/>
-                <w:sz w:val="17"/>
-                <w:szCs w:val="17"/>
-                <w:rtl w:val="0"/>
-              </w:rPr>
-              <w:t xml:space="preserve">berkesadaran, bermakna</w:t>
-            </w:r>
-            <w:r>
-              <w:rPr>
-                <w:rtl w:val="0"/>
-              </w:rPr>
-            </w:r>
-          </w:p>
-        </w:tc>
-        <w:tc>
-          <w:tcPr>
-            <w:tcMar>
-              <w:top w:w="100.0" w:type="dxa"/>
-              <w:left w:w="150.0" w:type="dxa"/>
-              <w:bottom w:w="100.0" w:type="dxa"/>
-              <w:right w:w="120.0" w:type="dxa"/>
-            </w:tcMar>
-          </w:tcPr>
-          <w:p>
-            <w:pPr>
-              <w:numPr>
-                <w:ilvl w:val="0"/>
-                <w:numId w:val="1"/>
-              </w:numPr>
-              <w:pBdr>
-                <w:top w:space="0" w:sz="0" w:val="nil"/>
-                <w:left w:space="0" w:sz="0" w:val="nil"/>
-                <w:bottom w:space="0" w:sz="0" w:val="nil"/>
-                <w:right w:space="0" w:sz="0" w:val="nil"/>
-                <w:between w:space="0" w:sz="0" w:val="nil"/>
-              </w:pBdr>
-              <w:spacing w:after="80" w:lineRule="auto"/>
-              <w:ind w:left="360" w:hanging="360"/>
-              <w:jc w:val="both"/>
-              <w:rPr/>
-            </w:pPr>
-            <w:r>
-              <w:rPr>
-                <w:rFonts w:ascii="Arial" w:cs="Arial" w:eastAsia="Arial" w:hAnsi="Arial"/>
-                <w:color w:val="000000"/>
-                <w:sz w:val="20"/>
-                <w:szCs w:val="20"/>
-                <w:rtl w:val="0"/>
-              </w:rPr>
-              <w:t xml:space="preserve">Guru menjelaskan makna empat Asmaul Husna: al-‘Alīm (Maha Mengetahui), al-Khabīr (Maha Waspada/Mengenal), al-Samī‘ (Maha Mendengar), dan al-Baṣīr (Maha Melihat) melalui tayangan/gambar.</w:t>
-            </w:r>
-            <w:r>
-              <w:rPr>
-                <w:rtl w:val="0"/>
-              </w:rPr>
-            </w:r>
-          </w:p>
-          <w:p>
-            <w:pPr>
-              <w:numPr>
-                <w:ilvl w:val="0"/>
-                <w:numId w:val="1"/>
-              </w:numPr>
-              <w:pBdr>
-                <w:top w:space="0" w:sz="0" w:val="nil"/>
-                <w:left w:space="0" w:sz="0" w:val="nil"/>
-                <w:bottom w:space="0" w:sz="0" w:val="nil"/>
-                <w:right w:space="0" w:sz="0" w:val="nil"/>
-                <w:between w:space="0" w:sz="0" w:val="nil"/>
-              </w:pBdr>
-              <w:spacing w:after="80" w:lineRule="auto"/>
-              <w:ind w:left="360" w:hanging="360"/>
-              <w:jc w:val="both"/>
-              <w:rPr/>
-            </w:pPr>
-            <w:r>
-              <w:rPr>
-                <w:rFonts w:ascii="Arial" w:cs="Arial" w:eastAsia="Arial" w:hAnsi="Arial"/>
-                <w:color w:val="000000"/>
-                <w:sz w:val="20"/>
-                <w:szCs w:val="20"/>
-                <w:rtl w:val="0"/>
-              </w:rPr>
-              <w:t xml:space="preserve">Guru menyampaikan dalil naqli sederhana yang mendukung masing-masing sifat tersebut.</w:t>
-            </w:r>
-            <w:r>
-              <w:rPr>
-                <w:rtl w:val="0"/>
-              </w:rPr>
-            </w:r>
-          </w:p>
-          <w:p>
-            <w:pPr>
-              <w:numPr>
-                <w:ilvl w:val="0"/>
-                <w:numId w:val="1"/>
-              </w:numPr>
-              <w:pBdr>
-                <w:top w:space="0" w:sz="0" w:val="nil"/>
-                <w:left w:space="0" w:sz="0" w:val="nil"/>
-                <w:bottom w:space="0" w:sz="0" w:val="nil"/>
-                <w:right w:space="0" w:sz="0" w:val="nil"/>
-                <w:between w:space="0" w:sz="0" w:val="nil"/>
-              </w:pBdr>
-              <w:spacing w:after="80" w:lineRule="auto"/>
-              <w:ind w:left="360" w:hanging="360"/>
-              <w:jc w:val="both"/>
-              <w:rPr/>
-            </w:pPr>
-            <w:r>
-              <w:rPr>
-                <w:rFonts w:ascii="Arial" w:cs="Arial" w:eastAsia="Arial" w:hAnsi="Arial"/>
-                <w:color w:val="000000"/>
-                <w:sz w:val="20"/>
-                <w:szCs w:val="20"/>
-                <w:rtl w:val="0"/>
-              </w:rPr>
-              <w:t xml:space="preserve">Murid menyimak dan mencatat poin-poin penting.</w:t>
-            </w:r>
-            <w:r>
-              <w:rPr>
-                <w:rtl w:val="0"/>
-              </w:rPr>
-            </w:r>
-          </w:p>
-        </w:tc>
-      </w:tr>
-      <w:tr>
-        <w:trPr>
-          <w:cantSplit w:val="0"/>
-          <w:tblHeader w:val="0"/>
-        </w:trPr>
-        <w:tc>
-          <w:tcPr>
-            <w:shd w:fill="caedfb" w:val="clear"/>
-            <w:tcMar>
-              <w:top w:w="100.0" w:type="dxa"/>
-              <w:left w:w="120.0" w:type="dxa"/>
-              <w:bottom w:w="100.0" w:type="dxa"/>
-              <w:right w:w="100.0" w:type="dxa"/>
-            </w:tcMar>
-            <w:vAlign w:val="center"/>
-          </w:tcPr>
-          <w:p>
-            <w:pPr>
-              <w:rPr>
-                <w:rFonts w:ascii="Arial" w:cs="Arial" w:eastAsia="Arial" w:hAnsi="Arial"/>
-              </w:rPr>
-            </w:pPr>
-            <w:r>
-              <w:rPr>
-                <w:rFonts w:ascii="Arial" w:cs="Arial" w:eastAsia="Arial" w:hAnsi="Arial"/>
-                <w:b w:val="1"/>
-                <w:bCs w:val="1"/>
-                <w:color w:val="0e2841"/>
-                <w:sz w:val="20"/>
-                <w:szCs w:val="20"/>
-                <w:rtl w:val="0"/>
-              </w:rPr>
-              <w:t xml:space="preserve">INTI – Mengaplikasi</w:t>
-            </w:r>
-            <w:r>
-              <w:rPr>
-                <w:rtl w:val="0"/>
-              </w:rPr>
-            </w:r>
-          </w:p>
-          <w:p>
-            <w:pPr>
-              <w:rPr>
-                <w:rFonts w:ascii="Arial" w:cs="Arial" w:eastAsia="Arial" w:hAnsi="Arial"/>
-              </w:rPr>
-            </w:pPr>
-            <w:r>
-              <w:rPr>
-                <w:rFonts w:ascii="Arial" w:cs="Arial" w:eastAsia="Arial" w:hAnsi="Arial"/>
-                <w:i w:val="1"/>
-                <w:iCs w:val="1"/>
-                <w:color w:val="156082"/>
-                <w:sz w:val="18"/>
-                <w:szCs w:val="18"/>
-                <w:rtl w:val="0"/>
-              </w:rPr>
-              <w:t xml:space="preserve">30 menit</w:t>
-            </w:r>
-            <w:r>
-              <w:rPr>
-                <w:rtl w:val="0"/>
-              </w:rPr>
-            </w:r>
-          </w:p>
-          <w:p>
-            <w:pPr>
-              <w:rPr>
-                <w:rFonts w:ascii="Arial" w:cs="Arial" w:eastAsia="Arial" w:hAnsi="Arial"/>
-              </w:rPr>
-            </w:pPr>
-            <w:r>
-              <w:rPr>
-                <w:rFonts w:ascii="Arial" w:cs="Arial" w:eastAsia="Arial" w:hAnsi="Arial"/>
-                <w:i w:val="1"/>
-                <w:iCs w:val="1"/>
-                <w:color w:val="595959"/>
-                <w:sz w:val="17"/>
-                <w:szCs w:val="17"/>
-                <w:rtl w:val="0"/>
-              </w:rPr>
-              <w:t xml:space="preserve">bermakna, menggembirakan</w:t>
-            </w:r>
-            <w:r>
-              <w:rPr>
-                <w:rtl w:val="0"/>
-              </w:rPr>
-            </w:r>
-          </w:p>
-        </w:tc>
-        <w:tc>
-          <w:tcPr>
-            <w:tcMar>
-              <w:top w:w="100.0" w:type="dxa"/>
-              <w:left w:w="150.0" w:type="dxa"/>
-              <w:bottom w:w="100.0" w:type="dxa"/>
-              <w:right w:w="120.0" w:type="dxa"/>
-            </w:tcMar>
-          </w:tcPr>
-          <w:p>
-            <w:pPr>
-              <w:numPr>
-                <w:ilvl w:val="0"/>
-                <w:numId w:val="1"/>
-              </w:numPr>
-              <w:pBdr>
-                <w:top w:space="0" w:sz="0" w:val="nil"/>
-                <w:left w:space="0" w:sz="0" w:val="nil"/>
-                <w:bottom w:space="0" w:sz="0" w:val="nil"/>
-                <w:right w:space="0" w:sz="0" w:val="nil"/>
-                <w:between w:space="0" w:sz="0" w:val="nil"/>
-              </w:pBdr>
-              <w:spacing w:after="80" w:lineRule="auto"/>
-              <w:ind w:left="360" w:hanging="360"/>
-              <w:jc w:val="both"/>
-              <w:rPr/>
-            </w:pPr>
-            <w:r>
-              <w:rPr>
-                <w:rFonts w:ascii="Arial" w:cs="Arial" w:eastAsia="Arial" w:hAnsi="Arial"/>
-                <w:color w:val="000000"/>
-                <w:sz w:val="20"/>
-                <w:szCs w:val="20"/>
-                <w:rtl w:val="0"/>
-              </w:rPr>
-              <w:t xml:space="preserve">Murid berkelompok mengerjakan LK 1: menguraikan makna masing-masing Asmaul Husna dengan bahasa sendiri dan mencari satu contoh peristiwa sehari-hari yang menggambarkan sifat tersebut.</w:t>
-            </w:r>
-            <w:r>
-              <w:rPr>
-                <w:rtl w:val="0"/>
-              </w:rPr>
-            </w:r>
-          </w:p>
-          <w:p>
-            <w:pPr>
-              <w:numPr>
-                <w:ilvl w:val="0"/>
-                <w:numId w:val="1"/>
-              </w:numPr>
-              <w:pBdr>
-                <w:top w:space="0" w:sz="0" w:val="nil"/>
-                <w:left w:space="0" w:sz="0" w:val="nil"/>
-                <w:bottom w:space="0" w:sz="0" w:val="nil"/>
-                <w:right w:space="0" w:sz="0" w:val="nil"/>
-                <w:between w:space="0" w:sz="0" w:val="nil"/>
-              </w:pBdr>
-              <w:spacing w:after="80" w:lineRule="auto"/>
-              <w:ind w:left="360" w:hanging="360"/>
-              <w:jc w:val="both"/>
-              <w:rPr/>
-            </w:pPr>
-            <w:r>
-              <w:rPr>
-                <w:rFonts w:ascii="Arial" w:cs="Arial" w:eastAsia="Arial" w:hAnsi="Arial"/>
-                <w:color w:val="000000"/>
-                <w:sz w:val="20"/>
-                <w:szCs w:val="20"/>
-                <w:rtl w:val="0"/>
-              </w:rPr>
-              <w:t xml:space="preserve">Guru berkeliling membimbing diskusi kelompok.</w:t>
-            </w:r>
-            <w:r>
-              <w:rPr>
-                <w:rtl w:val="0"/>
-              </w:rPr>
-            </w:r>
-          </w:p>
-        </w:tc>
-      </w:tr>
-      <w:tr>
-        <w:trPr>
-          <w:cantSplit w:val="0"/>
-          <w:tblHeader w:val="0"/>
-        </w:trPr>
-        <w:tc>
-          <w:tcPr>
-            <w:shd w:fill="caedfb" w:val="clear"/>
-            <w:tcMar>
-              <w:top w:w="100.0" w:type="dxa"/>
-              <w:left w:w="120.0" w:type="dxa"/>
-              <w:bottom w:w="100.0" w:type="dxa"/>
-              <w:right w:w="100.0" w:type="dxa"/>
-            </w:tcMar>
-            <w:vAlign w:val="center"/>
-          </w:tcPr>
-          <w:p>
-            <w:pPr>
-              <w:rPr>
-                <w:rFonts w:ascii="Arial" w:cs="Arial" w:eastAsia="Arial" w:hAnsi="Arial"/>
-              </w:rPr>
-            </w:pPr>
-            <w:r>
-              <w:rPr>
-                <w:rFonts w:ascii="Arial" w:cs="Arial" w:eastAsia="Arial" w:hAnsi="Arial"/>
-                <w:b w:val="1"/>
-                <w:bCs w:val="1"/>
-                <w:color w:val="0e2841"/>
-                <w:sz w:val="20"/>
-                <w:szCs w:val="20"/>
-                <w:rtl w:val="0"/>
-              </w:rPr>
-              <w:t xml:space="preserve">INTI – Merefleksi</w:t>
-            </w:r>
-            <w:r>
-              <w:rPr>
-                <w:rtl w:val="0"/>
-              </w:rPr>
-            </w:r>
-          </w:p>
-          <w:p>
-            <w:pPr>
-              <w:rPr>
-                <w:rFonts w:ascii="Arial" w:cs="Arial" w:eastAsia="Arial" w:hAnsi="Arial"/>
-              </w:rPr>
-            </w:pPr>
-            <w:r>
-              <w:rPr>
-                <w:rFonts w:ascii="Arial" w:cs="Arial" w:eastAsia="Arial" w:hAnsi="Arial"/>
-                <w:i w:val="1"/>
-                <w:iCs w:val="1"/>
-                <w:color w:val="156082"/>
-                <w:sz w:val="18"/>
-                <w:szCs w:val="18"/>
-                <w:rtl w:val="0"/>
-              </w:rPr>
-              <w:t xml:space="preserve">10 menit</w:t>
-            </w:r>
-            <w:r>
-              <w:rPr>
-                <w:rtl w:val="0"/>
-              </w:rPr>
-            </w:r>
-          </w:p>
-          <w:p>
-            <w:pPr>
-              <w:rPr>
-                <w:rFonts w:ascii="Arial" w:cs="Arial" w:eastAsia="Arial" w:hAnsi="Arial"/>
-              </w:rPr>
-            </w:pPr>
-            <w:r>
-              <w:rPr>
-                <w:rFonts w:ascii="Arial" w:cs="Arial" w:eastAsia="Arial" w:hAnsi="Arial"/>
-                <w:i w:val="1"/>
-                <w:iCs w:val="1"/>
-                <w:color w:val="595959"/>
-                <w:sz w:val="17"/>
-                <w:szCs w:val="17"/>
-                <w:rtl w:val="0"/>
-              </w:rPr>
-              <w:t xml:space="preserve">Berkesadaran</w:t>
-            </w:r>
-            <w:r>
-              <w:rPr>
-                <w:rtl w:val="0"/>
-              </w:rPr>
-            </w:r>
-          </w:p>
-        </w:tc>
-        <w:tc>
-          <w:tcPr>
-            <w:tcMar>
-              <w:top w:w="100.0" w:type="dxa"/>
-              <w:left w:w="150.0" w:type="dxa"/>
-              <w:bottom w:w="100.0" w:type="dxa"/>
-              <w:right w:w="120.0" w:type="dxa"/>
-            </w:tcMar>
-          </w:tcPr>
-          <w:p>
-            <w:pPr>
-              <w:numPr>
-                <w:ilvl w:val="0"/>
-                <w:numId w:val="1"/>
-              </w:numPr>
-              <w:pBdr>
-                <w:top w:space="0" w:sz="0" w:val="nil"/>
-                <w:left w:space="0" w:sz="0" w:val="nil"/>
-                <w:bottom w:space="0" w:sz="0" w:val="nil"/>
-                <w:right w:space="0" w:sz="0" w:val="nil"/>
-                <w:between w:space="0" w:sz="0" w:val="nil"/>
-              </w:pBdr>
-              <w:spacing w:after="80" w:lineRule="auto"/>
-              <w:ind w:left="360" w:hanging="360"/>
-              <w:jc w:val="both"/>
-              <w:rPr/>
-            </w:pPr>
-            <w:r>
-              <w:rPr>
-                <w:rFonts w:ascii="Arial" w:cs="Arial" w:eastAsia="Arial" w:hAnsi="Arial"/>
-                <w:color w:val="000000"/>
-                <w:sz w:val="20"/>
-                <w:szCs w:val="20"/>
-                <w:rtl w:val="0"/>
-              </w:rPr>
-              <w:t xml:space="preserve">Perwakilan kelompok mempresentasikan hasil uraiannya secara singkat.</w:t>
-            </w:r>
-            <w:r>
-              <w:rPr>
-                <w:rtl w:val="0"/>
-              </w:rPr>
-            </w:r>
-          </w:p>
-          <w:p>
-            <w:pPr>
-              <w:numPr>
-                <w:ilvl w:val="0"/>
-                <w:numId w:val="1"/>
-              </w:numPr>
-              <w:pBdr>
-                <w:top w:space="0" w:sz="0" w:val="nil"/>
-                <w:left w:space="0" w:sz="0" w:val="nil"/>
-                <w:bottom w:space="0" w:sz="0" w:val="nil"/>
-                <w:right w:space="0" w:sz="0" w:val="nil"/>
-                <w:between w:space="0" w:sz="0" w:val="nil"/>
-              </w:pBdr>
-              <w:spacing w:after="80" w:lineRule="auto"/>
-              <w:ind w:left="360" w:hanging="360"/>
-              <w:jc w:val="both"/>
-              <w:rPr/>
-            </w:pPr>
-            <w:r>
-              <w:rPr>
-                <w:rFonts w:ascii="Arial" w:cs="Arial" w:eastAsia="Arial" w:hAnsi="Arial"/>
-                <w:color w:val="000000"/>
-                <w:sz w:val="20"/>
-                <w:szCs w:val="20"/>
-                <w:rtl w:val="0"/>
-              </w:rPr>
-              <w:t xml:space="preserve">Guru memberikan penguatan konsep melalui kuis lisan cepat (mencocokkan istilah dengan makna).</w:t>
-            </w:r>
-            <w:r>
-              <w:rPr>
-                <w:rtl w:val="0"/>
-              </w:rPr>
-            </w:r>
-          </w:p>
-        </w:tc>
-      </w:tr>
-      <w:tr>
-        <w:trPr>
-          <w:cantSplit w:val="0"/>
-          <w:tblHeader w:val="0"/>
-        </w:trPr>
-        <w:tc>
-          <w:tcPr>
-            <w:shd w:fill="caedfb" w:val="clear"/>
-            <w:tcMar>
-              <w:top w:w="100.0" w:type="dxa"/>
-              <w:left w:w="120.0" w:type="dxa"/>
-              <w:bottom w:w="100.0" w:type="dxa"/>
-              <w:right w:w="100.0" w:type="dxa"/>
-            </w:tcMar>
-            <w:vAlign w:val="center"/>
-          </w:tcPr>
-          <w:p>
-            <w:pPr>
-              <w:rPr>
-                <w:rFonts w:ascii="Arial" w:cs="Arial" w:eastAsia="Arial" w:hAnsi="Arial"/>
-              </w:rPr>
-            </w:pPr>
-            <w:r>
-              <w:rPr>
-                <w:rFonts w:ascii="Arial" w:cs="Arial" w:eastAsia="Arial" w:hAnsi="Arial"/>
-                <w:b w:val="1"/>
-                <w:bCs w:val="1"/>
-                <w:color w:val="0e2841"/>
-                <w:sz w:val="20"/>
-                <w:szCs w:val="20"/>
-                <w:rtl w:val="0"/>
-              </w:rPr>
-              <w:t xml:space="preserve">PENUTUP</w:t>
-            </w:r>
-            <w:r>
-              <w:rPr>
-                <w:rtl w:val="0"/>
-              </w:rPr>
-            </w:r>
-          </w:p>
-          <w:p>
-            <w:pPr>
-              <w:rPr>
-                <w:rFonts w:ascii="Arial" w:cs="Arial" w:eastAsia="Arial" w:hAnsi="Arial"/>
-              </w:rPr>
-            </w:pPr>
-            <w:r>
-              <w:rPr>
-                <w:rFonts w:ascii="Arial" w:cs="Arial" w:eastAsia="Arial" w:hAnsi="Arial"/>
-                <w:i w:val="1"/>
-                <w:iCs w:val="1"/>
-                <w:color w:val="156082"/>
-                <w:sz w:val="18"/>
-                <w:szCs w:val="18"/>
-                <w:rtl w:val="0"/>
-              </w:rPr>
-              <w:t xml:space="preserve">5 menit</w:t>
-            </w:r>
-            <w:r>
-              <w:rPr>
-                <w:rtl w:val="0"/>
-              </w:rPr>
-            </w:r>
-          </w:p>
-          <w:p>
-            <w:pPr>
-              <w:rPr>
-                <w:rFonts w:ascii="Arial" w:cs="Arial" w:eastAsia="Arial" w:hAnsi="Arial"/>
-              </w:rPr>
-            </w:pPr>
-            <w:r>
-              <w:rPr>
-                <w:rFonts w:ascii="Arial" w:cs="Arial" w:eastAsia="Arial" w:hAnsi="Arial"/>
-                <w:i w:val="1"/>
-                <w:iCs w:val="1"/>
-                <w:color w:val="595959"/>
-                <w:sz w:val="17"/>
-                <w:szCs w:val="17"/>
-                <w:rtl w:val="0"/>
-              </w:rPr>
-              <w:t xml:space="preserve">Menggembirakan</w:t>
-            </w:r>
-            <w:r>
-              <w:rPr>
-                <w:rtl w:val="0"/>
-              </w:rPr>
-            </w:r>
-          </w:p>
-        </w:tc>
-        <w:tc>
-          <w:tcPr>
-            <w:tcMar>
-              <w:top w:w="100.0" w:type="dxa"/>
-              <w:left w:w="150.0" w:type="dxa"/>
-              <w:bottom w:w="100.0" w:type="dxa"/>
-              <w:right w:w="120.0" w:type="dxa"/>
-            </w:tcMar>
-          </w:tcPr>
-          <w:p>
-            <w:pPr>
-              <w:numPr>
-                <w:ilvl w:val="0"/>
-                <w:numId w:val="1"/>
-              </w:numPr>
-              <w:pBdr>
-                <w:top w:space="0" w:sz="0" w:val="nil"/>
-                <w:left w:space="0" w:sz="0" w:val="nil"/>
-                <w:bottom w:space="0" w:sz="0" w:val="nil"/>
-                <w:right w:space="0" w:sz="0" w:val="nil"/>
-                <w:between w:space="0" w:sz="0" w:val="nil"/>
-              </w:pBdr>
-              <w:spacing w:after="80" w:lineRule="auto"/>
-              <w:ind w:left="360" w:hanging="360"/>
-              <w:jc w:val="both"/>
-              <w:rPr/>
-            </w:pPr>
-            <w:r>
-              <w:rPr>
-                <w:rFonts w:ascii="Arial" w:cs="Arial" w:eastAsia="Arial" w:hAnsi="Arial"/>
-                <w:color w:val="000000"/>
-                <w:sz w:val="20"/>
-                <w:szCs w:val="20"/>
-                <w:rtl w:val="0"/>
-              </w:rPr>
-              <w:t xml:space="preserve">Simpulan bersama dan umpan balik guru.</w:t>
-            </w:r>
-            <w:r>
-              <w:rPr>
-                <w:rtl w:val="0"/>
-              </w:rPr>
-            </w:r>
-          </w:p>
-          <w:p>
-            <w:pPr>
-              <w:numPr>
-                <w:ilvl w:val="0"/>
-                <w:numId w:val="1"/>
-              </w:numPr>
-              <w:pBdr>
-                <w:top w:space="0" w:sz="0" w:val="nil"/>
-                <w:left w:space="0" w:sz="0" w:val="nil"/>
-                <w:bottom w:space="0" w:sz="0" w:val="nil"/>
-                <w:right w:space="0" w:sz="0" w:val="nil"/>
-                <w:between w:space="0" w:sz="0" w:val="nil"/>
-              </w:pBdr>
-              <w:spacing w:after="80" w:lineRule="auto"/>
-              <w:ind w:left="360" w:hanging="360"/>
-              <w:jc w:val="both"/>
-              <w:rPr/>
-            </w:pPr>
-            <w:r>
-              <w:rPr>
-                <w:rFonts w:ascii="Arial" w:cs="Arial" w:eastAsia="Arial" w:hAnsi="Arial"/>
-                <w:color w:val="000000"/>
-                <w:sz w:val="20"/>
-                <w:szCs w:val="20"/>
-                <w:rtl w:val="0"/>
-              </w:rPr>
-              <w:t xml:space="preserve">Doa penutup majelis.</w:t>
-            </w:r>
-            <w:r>
-              <w:rPr>
-                <w:rtl w:val="0"/>
-              </w:rPr>
-            </w:r>
-          </w:p>
-        </w:tc>
-      </w:tr>
-    </w:tbl>
     <w:p>
       <w:pPr>
         <w:shd w:fill="156082" w:val="clear"/>
@@ -8330,847 +6308,6 @@
         </w:rPr>
       </w:r>
     </w:p>
-    <w:tbl>
-      <w:tblPr>
-        <w:tblStyle w:val="Table12"/>
-        <w:tblW w:w="9628.0" w:type="dxa"/>
-        <w:jc w:val="left"/>
-        <w:tblInd w:w="-15.0" w:type="dxa"/>
-        <w:tblBorders>
-          <w:top w:color="bfe3f7" w:space="0" w:sz="4" w:val="single"/>
-          <w:left w:color="bfe3f7" w:space="0" w:sz="4" w:val="single"/>
-          <w:bottom w:color="bfe3f7" w:space="0" w:sz="4" w:val="single"/>
-          <w:right w:color="bfe3f7" w:space="0" w:sz="4" w:val="single"/>
-          <w:insideH w:color="bfe3f7" w:space="0" w:sz="4" w:val="single"/>
-          <w:insideV w:color="bfe3f7" w:space="0" w:sz="4" w:val="single"/>
-        </w:tblBorders>
-        <w:tblLayout w:type="fixed"/>
-        <w:tblLook w:val="0000"/>
-      </w:tblPr>
-      <w:tblGrid>
-        <w:gridCol w:w="434"/>
-        <w:gridCol w:w="1368"/>
-        <w:gridCol w:w="2289"/>
-        <w:gridCol w:w="2503"/>
-        <w:gridCol w:w="3034"/>
-        <w:tblGridChange w:id="0">
-          <w:tblGrid>
-            <w:gridCol w:w="434"/>
-            <w:gridCol w:w="1368"/>
-            <w:gridCol w:w="2289"/>
-            <w:gridCol w:w="2503"/>
-            <w:gridCol w:w="3034"/>
-          </w:tblGrid>
-        </w:tblGridChange>
-      </w:tblGrid>
-      <w:tr>
-        <w:trPr>
-          <w:cantSplit w:val="0"/>
-          <w:tblHeader w:val="1"/>
-        </w:trPr>
-        <w:tc>
-          <w:tcPr>
-            <w:shd w:fill="0e2841" w:val="clear"/>
-            <w:tcMar>
-              <w:top w:w="70.0" w:type="dxa"/>
-              <w:left w:w="90.0" w:type="dxa"/>
-              <w:bottom w:w="70.0" w:type="dxa"/>
-              <w:right w:w="90.0" w:type="dxa"/>
-            </w:tcMar>
-            <w:vAlign w:val="center"/>
-          </w:tcPr>
-          <w:p>
-            <w:pPr>
-              <w:jc w:val="center"/>
-              <w:rPr>
-                <w:rFonts w:ascii="Arial" w:cs="Arial" w:eastAsia="Arial" w:hAnsi="Arial"/>
-              </w:rPr>
-            </w:pPr>
-            <w:r>
-              <w:rPr>
-                <w:rFonts w:ascii="Arial" w:cs="Arial" w:eastAsia="Arial" w:hAnsi="Arial"/>
-                <w:b w:val="1"/>
-                <w:bCs w:val="1"/>
-                <w:color w:val="ffffff"/>
-                <w:sz w:val="19"/>
-                <w:szCs w:val="19"/>
-                <w:rtl w:val="0"/>
-              </w:rPr>
-              <w:t xml:space="preserve">No</w:t>
-            </w:r>
-            <w:r>
-              <w:rPr>
-                <w:rtl w:val="0"/>
-              </w:rPr>
-            </w:r>
-          </w:p>
-        </w:tc>
-        <w:tc>
-          <w:tcPr>
-            <w:shd w:fill="0e2841" w:val="clear"/>
-            <w:tcMar>
-              <w:top w:w="70.0" w:type="dxa"/>
-              <w:left w:w="90.0" w:type="dxa"/>
-              <w:bottom w:w="70.0" w:type="dxa"/>
-              <w:right w:w="90.0" w:type="dxa"/>
-            </w:tcMar>
-            <w:vAlign w:val="center"/>
-          </w:tcPr>
-          <w:p>
-            <w:pPr>
-              <w:jc w:val="center"/>
-              <w:rPr>
-                <w:rFonts w:ascii="Arial" w:cs="Arial" w:eastAsia="Arial" w:hAnsi="Arial"/>
-              </w:rPr>
-            </w:pPr>
-            <w:r>
-              <w:rPr>
-                <w:rFonts w:ascii="Arial" w:cs="Arial" w:eastAsia="Arial" w:hAnsi="Arial"/>
-                <w:b w:val="1"/>
-                <w:bCs w:val="1"/>
-                <w:color w:val="ffffff"/>
-                <w:sz w:val="19"/>
-                <w:szCs w:val="19"/>
-                <w:rtl w:val="0"/>
-              </w:rPr>
-              <w:t xml:space="preserve">Asmaul Husna</w:t>
-            </w:r>
-            <w:r>
-              <w:rPr>
-                <w:rtl w:val="0"/>
-              </w:rPr>
-            </w:r>
-          </w:p>
-        </w:tc>
-        <w:tc>
-          <w:tcPr>
-            <w:shd w:fill="0e2841" w:val="clear"/>
-            <w:tcMar>
-              <w:top w:w="70.0" w:type="dxa"/>
-              <w:left w:w="90.0" w:type="dxa"/>
-              <w:bottom w:w="70.0" w:type="dxa"/>
-              <w:right w:w="90.0" w:type="dxa"/>
-            </w:tcMar>
-            <w:vAlign w:val="center"/>
-          </w:tcPr>
-          <w:p>
-            <w:pPr>
-              <w:jc w:val="center"/>
-              <w:rPr>
-                <w:rFonts w:ascii="Arial" w:cs="Arial" w:eastAsia="Arial" w:hAnsi="Arial"/>
-              </w:rPr>
-            </w:pPr>
-            <w:r>
-              <w:rPr>
-                <w:rFonts w:ascii="Arial" w:cs="Arial" w:eastAsia="Arial" w:hAnsi="Arial"/>
-                <w:b w:val="1"/>
-                <w:bCs w:val="1"/>
-                <w:color w:val="ffffff"/>
-                <w:sz w:val="19"/>
-                <w:szCs w:val="19"/>
-                <w:rtl w:val="0"/>
-              </w:rPr>
-              <w:t xml:space="preserve">Arti</w:t>
-            </w:r>
-            <w:r>
-              <w:rPr>
-                <w:rtl w:val="0"/>
-              </w:rPr>
-            </w:r>
-          </w:p>
-        </w:tc>
-        <w:tc>
-          <w:tcPr>
-            <w:shd w:fill="0e2841" w:val="clear"/>
-            <w:tcMar>
-              <w:top w:w="70.0" w:type="dxa"/>
-              <w:left w:w="90.0" w:type="dxa"/>
-              <w:bottom w:w="70.0" w:type="dxa"/>
-              <w:right w:w="90.0" w:type="dxa"/>
-            </w:tcMar>
-            <w:vAlign w:val="center"/>
-          </w:tcPr>
-          <w:p>
-            <w:pPr>
-              <w:jc w:val="center"/>
-              <w:rPr>
-                <w:rFonts w:ascii="Arial" w:cs="Arial" w:eastAsia="Arial" w:hAnsi="Arial"/>
-              </w:rPr>
-            </w:pPr>
-            <w:r>
-              <w:rPr>
-                <w:rFonts w:ascii="Arial" w:cs="Arial" w:eastAsia="Arial" w:hAnsi="Arial"/>
-                <w:b w:val="1"/>
-                <w:bCs w:val="1"/>
-                <w:color w:val="ffffff"/>
-                <w:sz w:val="19"/>
-                <w:szCs w:val="19"/>
-                <w:rtl w:val="0"/>
-              </w:rPr>
-              <w:t xml:space="preserve">Uraian Makna (bahasa sendiri)</w:t>
-            </w:r>
-            <w:r>
-              <w:rPr>
-                <w:rtl w:val="0"/>
-              </w:rPr>
-            </w:r>
-          </w:p>
-        </w:tc>
-        <w:tc>
-          <w:tcPr>
-            <w:shd w:fill="0e2841" w:val="clear"/>
-            <w:tcMar>
-              <w:top w:w="70.0" w:type="dxa"/>
-              <w:left w:w="90.0" w:type="dxa"/>
-              <w:bottom w:w="70.0" w:type="dxa"/>
-              <w:right w:w="90.0" w:type="dxa"/>
-            </w:tcMar>
-            <w:vAlign w:val="center"/>
-          </w:tcPr>
-          <w:p>
-            <w:pPr>
-              <w:jc w:val="center"/>
-              <w:rPr>
-                <w:rFonts w:ascii="Arial" w:cs="Arial" w:eastAsia="Arial" w:hAnsi="Arial"/>
-              </w:rPr>
-            </w:pPr>
-            <w:r>
-              <w:rPr>
-                <w:rFonts w:ascii="Arial" w:cs="Arial" w:eastAsia="Arial" w:hAnsi="Arial"/>
-                <w:b w:val="1"/>
-                <w:bCs w:val="1"/>
-                <w:color w:val="ffffff"/>
-                <w:sz w:val="19"/>
-                <w:szCs w:val="19"/>
-                <w:rtl w:val="0"/>
-              </w:rPr>
-              <w:t xml:space="preserve">Contoh dalam Kehidupan Sehari-hari</w:t>
-            </w:r>
-            <w:r>
-              <w:rPr>
-                <w:rtl w:val="0"/>
-              </w:rPr>
-            </w:r>
-          </w:p>
-        </w:tc>
-      </w:tr>
-      <w:tr>
-        <w:trPr>
-          <w:cantSplit w:val="0"/>
-          <w:tblHeader w:val="0"/>
-        </w:trPr>
-        <w:tc>
-          <w:tcPr>
-            <w:shd w:fill="eaf6fe" w:val="clear"/>
-            <w:tcMar>
-              <w:top w:w="70.0" w:type="dxa"/>
-              <w:left w:w="90.0" w:type="dxa"/>
-              <w:bottom w:w="70.0" w:type="dxa"/>
-              <w:right w:w="90.0" w:type="dxa"/>
-            </w:tcMar>
-            <w:vAlign w:val="center"/>
-          </w:tcPr>
-          <w:p>
-            <w:pPr>
-              <w:jc w:val="center"/>
-              <w:rPr>
-                <w:rFonts w:ascii="Arial" w:cs="Arial" w:eastAsia="Arial" w:hAnsi="Arial"/>
-              </w:rPr>
-            </w:pPr>
-            <w:r>
-              <w:rPr>
-                <w:rFonts w:ascii="Arial" w:cs="Arial" w:eastAsia="Arial" w:hAnsi="Arial"/>
-                <w:sz w:val="19"/>
-                <w:szCs w:val="19"/>
-                <w:rtl w:val="0"/>
-              </w:rPr>
-              <w:t xml:space="preserve">1</w:t>
-            </w:r>
-            <w:r>
-              <w:rPr>
-                <w:rtl w:val="0"/>
-              </w:rPr>
-            </w:r>
-          </w:p>
-        </w:tc>
-        <w:tc>
-          <w:tcPr>
-            <w:shd w:fill="eaf6fe" w:val="clear"/>
-            <w:tcMar>
-              <w:top w:w="70.0" w:type="dxa"/>
-              <w:left w:w="90.0" w:type="dxa"/>
-              <w:bottom w:w="70.0" w:type="dxa"/>
-              <w:right w:w="90.0" w:type="dxa"/>
-            </w:tcMar>
-            <w:vAlign w:val="center"/>
-          </w:tcPr>
-          <w:p>
-            <w:pPr>
-              <w:rPr>
-                <w:rFonts w:ascii="Arial" w:cs="Arial" w:eastAsia="Arial" w:hAnsi="Arial"/>
-              </w:rPr>
-            </w:pPr>
-            <w:r>
-              <w:rPr>
-                <w:rFonts w:ascii="Arial" w:cs="Arial" w:eastAsia="Arial" w:hAnsi="Arial"/>
-                <w:sz w:val="19"/>
-                <w:szCs w:val="19"/>
-                <w:rtl w:val="0"/>
-              </w:rPr>
-              <w:t xml:space="preserve">Al-‘Alīm</w:t>
-            </w:r>
-            <w:r>
-              <w:rPr>
-                <w:rtl w:val="0"/>
-              </w:rPr>
-            </w:r>
-          </w:p>
-        </w:tc>
-        <w:tc>
-          <w:tcPr>
-            <w:shd w:fill="eaf6fe" w:val="clear"/>
-            <w:tcMar>
-              <w:top w:w="70.0" w:type="dxa"/>
-              <w:left w:w="90.0" w:type="dxa"/>
-              <w:bottom w:w="70.0" w:type="dxa"/>
-              <w:right w:w="90.0" w:type="dxa"/>
-            </w:tcMar>
-            <w:vAlign w:val="center"/>
-          </w:tcPr>
-          <w:p>
-            <w:pPr>
-              <w:rPr>
-                <w:rFonts w:ascii="Arial" w:cs="Arial" w:eastAsia="Arial" w:hAnsi="Arial"/>
-              </w:rPr>
-            </w:pPr>
-            <w:r>
-              <w:rPr>
-                <w:rFonts w:ascii="Arial" w:cs="Arial" w:eastAsia="Arial" w:hAnsi="Arial"/>
-                <w:sz w:val="19"/>
-                <w:szCs w:val="19"/>
-                <w:rtl w:val="0"/>
-              </w:rPr>
-              <w:t xml:space="preserve">Maha Mengetahui</w:t>
-            </w:r>
-            <w:r>
-              <w:rPr>
-                <w:rtl w:val="0"/>
-              </w:rPr>
-            </w:r>
-          </w:p>
-        </w:tc>
-        <w:tc>
-          <w:tcPr>
-            <w:shd w:fill="eaf6fe" w:val="clear"/>
-            <w:tcMar>
-              <w:top w:w="70.0" w:type="dxa"/>
-              <w:left w:w="90.0" w:type="dxa"/>
-              <w:bottom w:w="70.0" w:type="dxa"/>
-              <w:right w:w="90.0" w:type="dxa"/>
-            </w:tcMar>
-            <w:vAlign w:val="center"/>
-          </w:tcPr>
-          <w:p>
-            <w:pPr>
-              <w:rPr>
-                <w:rFonts w:ascii="Arial" w:cs="Arial" w:eastAsia="Arial" w:hAnsi="Arial"/>
-              </w:rPr>
-            </w:pPr>
-            <w:r>
-              <w:rPr>
-                <w:rtl w:val="0"/>
-              </w:rPr>
-            </w:r>
-          </w:p>
-        </w:tc>
-        <w:tc>
-          <w:tcPr>
-            <w:shd w:fill="eaf6fe" w:val="clear"/>
-            <w:tcMar>
-              <w:top w:w="70.0" w:type="dxa"/>
-              <w:left w:w="90.0" w:type="dxa"/>
-              <w:bottom w:w="70.0" w:type="dxa"/>
-              <w:right w:w="90.0" w:type="dxa"/>
-            </w:tcMar>
-            <w:vAlign w:val="center"/>
-          </w:tcPr>
-          <w:p>
-            <w:pPr>
-              <w:rPr>
-                <w:rFonts w:ascii="Arial" w:cs="Arial" w:eastAsia="Arial" w:hAnsi="Arial"/>
-              </w:rPr>
-            </w:pPr>
-            <w:r>
-              <w:rPr>
-                <w:rtl w:val="0"/>
-              </w:rPr>
-            </w:r>
-          </w:p>
-        </w:tc>
-      </w:tr>
-      <w:tr>
-        <w:trPr>
-          <w:cantSplit w:val="0"/>
-          <w:tblHeader w:val="0"/>
-        </w:trPr>
-        <w:tc>
-          <w:tcPr>
-            <w:shd w:fill="ffffff" w:val="clear"/>
-            <w:tcMar>
-              <w:top w:w="70.0" w:type="dxa"/>
-              <w:left w:w="90.0" w:type="dxa"/>
-              <w:bottom w:w="70.0" w:type="dxa"/>
-              <w:right w:w="90.0" w:type="dxa"/>
-            </w:tcMar>
-            <w:vAlign w:val="center"/>
-          </w:tcPr>
-          <w:p>
-            <w:pPr>
-              <w:jc w:val="center"/>
-              <w:rPr>
-                <w:rFonts w:ascii="Arial" w:cs="Arial" w:eastAsia="Arial" w:hAnsi="Arial"/>
-              </w:rPr>
-            </w:pPr>
-            <w:r>
-              <w:rPr>
-                <w:rFonts w:ascii="Arial" w:cs="Arial" w:eastAsia="Arial" w:hAnsi="Arial"/>
-                <w:sz w:val="19"/>
-                <w:szCs w:val="19"/>
-                <w:rtl w:val="0"/>
-              </w:rPr>
-              <w:t xml:space="preserve">2</w:t>
-            </w:r>
-            <w:r>
-              <w:rPr>
-                <w:rtl w:val="0"/>
-              </w:rPr>
-            </w:r>
-          </w:p>
-        </w:tc>
-        <w:tc>
-          <w:tcPr>
-            <w:shd w:fill="ffffff" w:val="clear"/>
-            <w:tcMar>
-              <w:top w:w="70.0" w:type="dxa"/>
-              <w:left w:w="90.0" w:type="dxa"/>
-              <w:bottom w:w="70.0" w:type="dxa"/>
-              <w:right w:w="90.0" w:type="dxa"/>
-            </w:tcMar>
-            <w:vAlign w:val="center"/>
-          </w:tcPr>
-          <w:p>
-            <w:pPr>
-              <w:rPr>
-                <w:rFonts w:ascii="Arial" w:cs="Arial" w:eastAsia="Arial" w:hAnsi="Arial"/>
-              </w:rPr>
-            </w:pPr>
-            <w:r>
-              <w:rPr>
-                <w:rFonts w:ascii="Arial" w:cs="Arial" w:eastAsia="Arial" w:hAnsi="Arial"/>
-                <w:sz w:val="19"/>
-                <w:szCs w:val="19"/>
-                <w:rtl w:val="0"/>
-              </w:rPr>
-              <w:t xml:space="preserve">Al-Khabīr</w:t>
-            </w:r>
-            <w:r>
-              <w:rPr>
-                <w:rtl w:val="0"/>
-              </w:rPr>
-            </w:r>
-          </w:p>
-        </w:tc>
-        <w:tc>
-          <w:tcPr>
-            <w:shd w:fill="ffffff" w:val="clear"/>
-            <w:tcMar>
-              <w:top w:w="70.0" w:type="dxa"/>
-              <w:left w:w="90.0" w:type="dxa"/>
-              <w:bottom w:w="70.0" w:type="dxa"/>
-              <w:right w:w="90.0" w:type="dxa"/>
-            </w:tcMar>
-            <w:vAlign w:val="center"/>
-          </w:tcPr>
-          <w:p>
-            <w:pPr>
-              <w:rPr>
-                <w:rFonts w:ascii="Arial" w:cs="Arial" w:eastAsia="Arial" w:hAnsi="Arial"/>
-              </w:rPr>
-            </w:pPr>
-            <w:r>
-              <w:rPr>
-                <w:rFonts w:ascii="Arial" w:cs="Arial" w:eastAsia="Arial" w:hAnsi="Arial"/>
-                <w:sz w:val="19"/>
-                <w:szCs w:val="19"/>
-                <w:rtl w:val="0"/>
-              </w:rPr>
-              <w:t xml:space="preserve">Maha Waspada/Mengenal</w:t>
-            </w:r>
-            <w:r>
-              <w:rPr>
-                <w:rtl w:val="0"/>
-              </w:rPr>
-            </w:r>
-          </w:p>
-        </w:tc>
-        <w:tc>
-          <w:tcPr>
-            <w:shd w:fill="ffffff" w:val="clear"/>
-            <w:tcMar>
-              <w:top w:w="70.0" w:type="dxa"/>
-              <w:left w:w="90.0" w:type="dxa"/>
-              <w:bottom w:w="70.0" w:type="dxa"/>
-              <w:right w:w="90.0" w:type="dxa"/>
-            </w:tcMar>
-            <w:vAlign w:val="center"/>
-          </w:tcPr>
-          <w:p>
-            <w:pPr>
-              <w:rPr>
-                <w:rFonts w:ascii="Arial" w:cs="Arial" w:eastAsia="Arial" w:hAnsi="Arial"/>
-              </w:rPr>
-            </w:pPr>
-            <w:r>
-              <w:rPr>
-                <w:rtl w:val="0"/>
-              </w:rPr>
-            </w:r>
-          </w:p>
-        </w:tc>
-        <w:tc>
-          <w:tcPr>
-            <w:shd w:fill="ffffff" w:val="clear"/>
-            <w:tcMar>
-              <w:top w:w="70.0" w:type="dxa"/>
-              <w:left w:w="90.0" w:type="dxa"/>
-              <w:bottom w:w="70.0" w:type="dxa"/>
-              <w:right w:w="90.0" w:type="dxa"/>
-            </w:tcMar>
-            <w:vAlign w:val="center"/>
-          </w:tcPr>
-          <w:p>
-            <w:pPr>
-              <w:rPr>
-                <w:rFonts w:ascii="Arial" w:cs="Arial" w:eastAsia="Arial" w:hAnsi="Arial"/>
-              </w:rPr>
-            </w:pPr>
-            <w:r>
-              <w:rPr>
-                <w:rtl w:val="0"/>
-              </w:rPr>
-            </w:r>
-          </w:p>
-        </w:tc>
-      </w:tr>
-      <w:tr>
-        <w:trPr>
-          <w:cantSplit w:val="0"/>
-          <w:tblHeader w:val="0"/>
-        </w:trPr>
-        <w:tc>
-          <w:tcPr>
-            <w:shd w:fill="eaf6fe" w:val="clear"/>
-            <w:tcMar>
-              <w:top w:w="70.0" w:type="dxa"/>
-              <w:left w:w="90.0" w:type="dxa"/>
-              <w:bottom w:w="70.0" w:type="dxa"/>
-              <w:right w:w="90.0" w:type="dxa"/>
-            </w:tcMar>
-            <w:vAlign w:val="center"/>
-          </w:tcPr>
-          <w:p>
-            <w:pPr>
-              <w:jc w:val="center"/>
-              <w:rPr>
-                <w:rFonts w:ascii="Arial" w:cs="Arial" w:eastAsia="Arial" w:hAnsi="Arial"/>
-              </w:rPr>
-            </w:pPr>
-            <w:r>
-              <w:rPr>
-                <w:rFonts w:ascii="Arial" w:cs="Arial" w:eastAsia="Arial" w:hAnsi="Arial"/>
-                <w:sz w:val="19"/>
-                <w:szCs w:val="19"/>
-                <w:rtl w:val="0"/>
-              </w:rPr>
-              <w:t xml:space="preserve">3</w:t>
-            </w:r>
-            <w:r>
-              <w:rPr>
-                <w:rtl w:val="0"/>
-              </w:rPr>
-            </w:r>
-          </w:p>
-        </w:tc>
-        <w:tc>
-          <w:tcPr>
-            <w:shd w:fill="eaf6fe" w:val="clear"/>
-            <w:tcMar>
-              <w:top w:w="70.0" w:type="dxa"/>
-              <w:left w:w="90.0" w:type="dxa"/>
-              <w:bottom w:w="70.0" w:type="dxa"/>
-              <w:right w:w="90.0" w:type="dxa"/>
-            </w:tcMar>
-            <w:vAlign w:val="center"/>
-          </w:tcPr>
-          <w:p>
-            <w:pPr>
-              <w:rPr>
-                <w:rFonts w:ascii="Arial" w:cs="Arial" w:eastAsia="Arial" w:hAnsi="Arial"/>
-              </w:rPr>
-            </w:pPr>
-            <w:r>
-              <w:rPr>
-                <w:rFonts w:ascii="Arial" w:cs="Arial" w:eastAsia="Arial" w:hAnsi="Arial"/>
-                <w:sz w:val="19"/>
-                <w:szCs w:val="19"/>
-                <w:rtl w:val="0"/>
-              </w:rPr>
-              <w:t xml:space="preserve">Al-Samī‘</w:t>
-            </w:r>
-            <w:r>
-              <w:rPr>
-                <w:rtl w:val="0"/>
-              </w:rPr>
-            </w:r>
-          </w:p>
-        </w:tc>
-        <w:tc>
-          <w:tcPr>
-            <w:shd w:fill="eaf6fe" w:val="clear"/>
-            <w:tcMar>
-              <w:top w:w="70.0" w:type="dxa"/>
-              <w:left w:w="90.0" w:type="dxa"/>
-              <w:bottom w:w="70.0" w:type="dxa"/>
-              <w:right w:w="90.0" w:type="dxa"/>
-            </w:tcMar>
-            <w:vAlign w:val="center"/>
-          </w:tcPr>
-          <w:p>
-            <w:pPr>
-              <w:rPr>
-                <w:rFonts w:ascii="Arial" w:cs="Arial" w:eastAsia="Arial" w:hAnsi="Arial"/>
-              </w:rPr>
-            </w:pPr>
-            <w:r>
-              <w:rPr>
-                <w:rFonts w:ascii="Arial" w:cs="Arial" w:eastAsia="Arial" w:hAnsi="Arial"/>
-                <w:sz w:val="19"/>
-                <w:szCs w:val="19"/>
-                <w:rtl w:val="0"/>
-              </w:rPr>
-              <w:t xml:space="preserve">Maha Mendengar</w:t>
-            </w:r>
-            <w:r>
-              <w:rPr>
-                <w:rtl w:val="0"/>
-              </w:rPr>
-            </w:r>
-          </w:p>
-        </w:tc>
-        <w:tc>
-          <w:tcPr>
-            <w:shd w:fill="eaf6fe" w:val="clear"/>
-            <w:tcMar>
-              <w:top w:w="70.0" w:type="dxa"/>
-              <w:left w:w="90.0" w:type="dxa"/>
-              <w:bottom w:w="70.0" w:type="dxa"/>
-              <w:right w:w="90.0" w:type="dxa"/>
-            </w:tcMar>
-            <w:vAlign w:val="center"/>
-          </w:tcPr>
-          <w:p>
-            <w:pPr>
-              <w:rPr>
-                <w:rFonts w:ascii="Arial" w:cs="Arial" w:eastAsia="Arial" w:hAnsi="Arial"/>
-              </w:rPr>
-            </w:pPr>
-            <w:r>
-              <w:rPr>
-                <w:rtl w:val="0"/>
-              </w:rPr>
-            </w:r>
-          </w:p>
-        </w:tc>
-        <w:tc>
-          <w:tcPr>
-            <w:shd w:fill="eaf6fe" w:val="clear"/>
-            <w:tcMar>
-              <w:top w:w="70.0" w:type="dxa"/>
-              <w:left w:w="90.0" w:type="dxa"/>
-              <w:bottom w:w="70.0" w:type="dxa"/>
-              <w:right w:w="90.0" w:type="dxa"/>
-            </w:tcMar>
-            <w:vAlign w:val="center"/>
-          </w:tcPr>
-          <w:p>
-            <w:pPr>
-              <w:rPr>
-                <w:rFonts w:ascii="Arial" w:cs="Arial" w:eastAsia="Arial" w:hAnsi="Arial"/>
-              </w:rPr>
-            </w:pPr>
-            <w:r>
-              <w:rPr>
-                <w:rtl w:val="0"/>
-              </w:rPr>
-            </w:r>
-          </w:p>
-        </w:tc>
-      </w:tr>
-      <w:tr>
-        <w:trPr>
-          <w:cantSplit w:val="0"/>
-          <w:tblHeader w:val="0"/>
-        </w:trPr>
-        <w:tc>
-          <w:tcPr>
-            <w:shd w:fill="ffffff" w:val="clear"/>
-            <w:tcMar>
-              <w:top w:w="70.0" w:type="dxa"/>
-              <w:left w:w="90.0" w:type="dxa"/>
-              <w:bottom w:w="70.0" w:type="dxa"/>
-              <w:right w:w="90.0" w:type="dxa"/>
-            </w:tcMar>
-            <w:vAlign w:val="center"/>
-          </w:tcPr>
-          <w:p>
-            <w:pPr>
-              <w:jc w:val="center"/>
-              <w:rPr>
-                <w:rFonts w:ascii="Arial" w:cs="Arial" w:eastAsia="Arial" w:hAnsi="Arial"/>
-              </w:rPr>
-            </w:pPr>
-            <w:r>
-              <w:rPr>
-                <w:rFonts w:ascii="Arial" w:cs="Arial" w:eastAsia="Arial" w:hAnsi="Arial"/>
-                <w:sz w:val="19"/>
-                <w:szCs w:val="19"/>
-                <w:rtl w:val="0"/>
-              </w:rPr>
-              <w:t xml:space="preserve">4</w:t>
-            </w:r>
-            <w:r>
-              <w:rPr>
-                <w:rtl w:val="0"/>
-              </w:rPr>
-            </w:r>
-          </w:p>
-        </w:tc>
-        <w:tc>
-          <w:tcPr>
-            <w:shd w:fill="ffffff" w:val="clear"/>
-            <w:tcMar>
-              <w:top w:w="70.0" w:type="dxa"/>
-              <w:left w:w="90.0" w:type="dxa"/>
-              <w:bottom w:w="70.0" w:type="dxa"/>
-              <w:right w:w="90.0" w:type="dxa"/>
-            </w:tcMar>
-            <w:vAlign w:val="center"/>
-          </w:tcPr>
-          <w:p>
-            <w:pPr>
-              <w:rPr>
-                <w:rFonts w:ascii="Arial" w:cs="Arial" w:eastAsia="Arial" w:hAnsi="Arial"/>
-              </w:rPr>
-            </w:pPr>
-            <w:r>
-              <w:rPr>
-                <w:rFonts w:ascii="Arial" w:cs="Arial" w:eastAsia="Arial" w:hAnsi="Arial"/>
-                <w:sz w:val="19"/>
-                <w:szCs w:val="19"/>
-                <w:rtl w:val="0"/>
-              </w:rPr>
-              <w:t xml:space="preserve">Al-Baṣīr</w:t>
-            </w:r>
-            <w:r>
-              <w:rPr>
-                <w:rtl w:val="0"/>
-              </w:rPr>
-            </w:r>
-          </w:p>
-        </w:tc>
-        <w:tc>
-          <w:tcPr>
-            <w:shd w:fill="ffffff" w:val="clear"/>
-            <w:tcMar>
-              <w:top w:w="70.0" w:type="dxa"/>
-              <w:left w:w="90.0" w:type="dxa"/>
-              <w:bottom w:w="70.0" w:type="dxa"/>
-              <w:right w:w="90.0" w:type="dxa"/>
-            </w:tcMar>
-            <w:vAlign w:val="center"/>
-          </w:tcPr>
-          <w:p>
-            <w:pPr>
-              <w:rPr>
-                <w:rFonts w:ascii="Arial" w:cs="Arial" w:eastAsia="Arial" w:hAnsi="Arial"/>
-              </w:rPr>
-            </w:pPr>
-            <w:r>
-              <w:rPr>
-                <w:rFonts w:ascii="Arial" w:cs="Arial" w:eastAsia="Arial" w:hAnsi="Arial"/>
-                <w:sz w:val="19"/>
-                <w:szCs w:val="19"/>
-                <w:rtl w:val="0"/>
-              </w:rPr>
-              <w:t xml:space="preserve">Maha Melihat</w:t>
-            </w:r>
-            <w:r>
-              <w:rPr>
-                <w:rtl w:val="0"/>
-              </w:rPr>
-            </w:r>
-          </w:p>
-        </w:tc>
-        <w:tc>
-          <w:tcPr>
-            <w:shd w:fill="ffffff" w:val="clear"/>
-            <w:tcMar>
-              <w:top w:w="70.0" w:type="dxa"/>
-              <w:left w:w="90.0" w:type="dxa"/>
-              <w:bottom w:w="70.0" w:type="dxa"/>
-              <w:right w:w="90.0" w:type="dxa"/>
-            </w:tcMar>
-            <w:vAlign w:val="center"/>
-          </w:tcPr>
-          <w:p>
-            <w:pPr>
-              <w:rPr>
-                <w:rFonts w:ascii="Arial" w:cs="Arial" w:eastAsia="Arial" w:hAnsi="Arial"/>
-              </w:rPr>
-            </w:pPr>
-            <w:r>
-              <w:rPr>
-                <w:rtl w:val="0"/>
-              </w:rPr>
-            </w:r>
-          </w:p>
-        </w:tc>
-        <w:tc>
-          <w:tcPr>
-            <w:shd w:fill="ffffff" w:val="clear"/>
-            <w:tcMar>
-              <w:top w:w="70.0" w:type="dxa"/>
-              <w:left w:w="90.0" w:type="dxa"/>
-              <w:bottom w:w="70.0" w:type="dxa"/>
-              <w:right w:w="90.0" w:type="dxa"/>
-            </w:tcMar>
-            <w:vAlign w:val="center"/>
-          </w:tcPr>
-          <w:p>
-            <w:pPr>
-              <w:rPr>
-                <w:rFonts w:ascii="Arial" w:cs="Arial" w:eastAsia="Arial" w:hAnsi="Arial"/>
-              </w:rPr>
-            </w:pPr>
-            <w:r>
-              <w:rPr>
-                <w:rtl w:val="0"/>
-              </w:rPr>
-            </w:r>
-          </w:p>
-        </w:tc>
-      </w:tr>
-    </w:tbl>
     <w:p>
       <w:pPr>
         <w:rPr>
